--- a/24BCS242_Ex6.docx
+++ b/24BCS242_Ex6.docx
@@ -1288,7 +1288,25 @@
           <w:sz w:val="24"/>
           <w:szCs w:val="24"/>
         </w:rPr>
-        <w:t>A university has different types of courses: Online, Offline, and Hybrid. Each course has a getDetails() method.</w:t>
+        <w:t xml:space="preserve">A university has different types of courses: Online, Offline, and Hybrid. Each course has a </w:t>
+      </w:r>
+      <w:proofErr w:type="spellStart"/>
+      <w:r>
+        <w:rPr>
+          <w:rFonts w:ascii="Times New Roman" w:hAnsi="Times New Roman" w:cs="Times New Roman"/>
+          <w:sz w:val="24"/>
+          <w:szCs w:val="24"/>
+        </w:rPr>
+        <w:t>getDetails</w:t>
+      </w:r>
+      <w:proofErr w:type="spellEnd"/>
+      <w:r>
+        <w:rPr>
+          <w:rFonts w:ascii="Times New Roman" w:hAnsi="Times New Roman" w:cs="Times New Roman"/>
+          <w:sz w:val="24"/>
+          <w:szCs w:val="24"/>
+        </w:rPr>
+        <w:t>() method.</w:t>
       </w:r>
     </w:p>
     <w:p>
@@ -1325,7 +1343,79 @@
           <w:sz w:val="24"/>
           <w:szCs w:val="24"/>
         </w:rPr>
-        <w:t>Create an abstract class Course with abstract method getDetails(). Implement OnlineCourse, OfflineCourse, and HybridCourse classes.</w:t>
+        <w:t xml:space="preserve">Create an abstract class Course with abstract method </w:t>
+      </w:r>
+      <w:proofErr w:type="spellStart"/>
+      <w:r>
+        <w:rPr>
+          <w:rFonts w:ascii="Times New Roman" w:hAnsi="Times New Roman" w:cs="Times New Roman"/>
+          <w:sz w:val="24"/>
+          <w:szCs w:val="24"/>
+        </w:rPr>
+        <w:t>getDetails</w:t>
+      </w:r>
+      <w:proofErr w:type="spellEnd"/>
+      <w:r>
+        <w:rPr>
+          <w:rFonts w:ascii="Times New Roman" w:hAnsi="Times New Roman" w:cs="Times New Roman"/>
+          <w:sz w:val="24"/>
+          <w:szCs w:val="24"/>
+        </w:rPr>
+        <w:t xml:space="preserve">(). Implement </w:t>
+      </w:r>
+      <w:proofErr w:type="spellStart"/>
+      <w:r>
+        <w:rPr>
+          <w:rFonts w:ascii="Times New Roman" w:hAnsi="Times New Roman" w:cs="Times New Roman"/>
+          <w:sz w:val="24"/>
+          <w:szCs w:val="24"/>
+        </w:rPr>
+        <w:t>OnlineCourse</w:t>
+      </w:r>
+      <w:proofErr w:type="spellEnd"/>
+      <w:r>
+        <w:rPr>
+          <w:rFonts w:ascii="Times New Roman" w:hAnsi="Times New Roman" w:cs="Times New Roman"/>
+          <w:sz w:val="24"/>
+          <w:szCs w:val="24"/>
+        </w:rPr>
+        <w:t xml:space="preserve">, </w:t>
+      </w:r>
+      <w:proofErr w:type="spellStart"/>
+      <w:r>
+        <w:rPr>
+          <w:rFonts w:ascii="Times New Roman" w:hAnsi="Times New Roman" w:cs="Times New Roman"/>
+          <w:sz w:val="24"/>
+          <w:szCs w:val="24"/>
+        </w:rPr>
+        <w:t>OfflineCourse</w:t>
+      </w:r>
+      <w:proofErr w:type="spellEnd"/>
+      <w:r>
+        <w:rPr>
+          <w:rFonts w:ascii="Times New Roman" w:hAnsi="Times New Roman" w:cs="Times New Roman"/>
+          <w:sz w:val="24"/>
+          <w:szCs w:val="24"/>
+        </w:rPr>
+        <w:t xml:space="preserve">, and </w:t>
+      </w:r>
+      <w:proofErr w:type="spellStart"/>
+      <w:r>
+        <w:rPr>
+          <w:rFonts w:ascii="Times New Roman" w:hAnsi="Times New Roman" w:cs="Times New Roman"/>
+          <w:sz w:val="24"/>
+          <w:szCs w:val="24"/>
+        </w:rPr>
+        <w:t>HybridCourse</w:t>
+      </w:r>
+      <w:proofErr w:type="spellEnd"/>
+      <w:r>
+        <w:rPr>
+          <w:rFonts w:ascii="Times New Roman" w:hAnsi="Times New Roman" w:cs="Times New Roman"/>
+          <w:sz w:val="24"/>
+          <w:szCs w:val="24"/>
+        </w:rPr>
+        <w:t xml:space="preserve"> classes.</w:t>
       </w:r>
     </w:p>
     <w:p>
@@ -1380,7 +1470,25 @@
           <w:sz w:val="24"/>
           <w:szCs w:val="24"/>
         </w:rPr>
-        <w:t xml:space="preserve">    abstract void getDetails();</w:t>
+        <w:t xml:space="preserve">    abstract void </w:t>
+      </w:r>
+      <w:proofErr w:type="spellStart"/>
+      <w:r>
+        <w:rPr>
+          <w:rFonts w:ascii="Times New Roman" w:hAnsi="Times New Roman" w:cs="Times New Roman"/>
+          <w:sz w:val="24"/>
+          <w:szCs w:val="24"/>
+        </w:rPr>
+        <w:t>getDetails</w:t>
+      </w:r>
+      <w:proofErr w:type="spellEnd"/>
+      <w:r>
+        <w:rPr>
+          <w:rFonts w:ascii="Times New Roman" w:hAnsi="Times New Roman" w:cs="Times New Roman"/>
+          <w:sz w:val="24"/>
+          <w:szCs w:val="24"/>
+        </w:rPr>
+        <w:t>();</w:t>
       </w:r>
     </w:p>
     <w:p>
@@ -1423,41 +1531,95 @@
           <w:sz w:val="24"/>
           <w:szCs w:val="24"/>
         </w:rPr>
-        <w:t>class OnlineCourse extends Course {</w:t>
-      </w:r>
-    </w:p>
-    <w:p>
-      <w:pPr>
-        <w:rPr>
-          <w:rFonts w:ascii="Times New Roman" w:hAnsi="Times New Roman" w:cs="Times New Roman"/>
-          <w:sz w:val="24"/>
-          <w:szCs w:val="24"/>
-        </w:rPr>
-      </w:pPr>
-      <w:r>
-        <w:rPr>
-          <w:rFonts w:ascii="Times New Roman" w:hAnsi="Times New Roman" w:cs="Times New Roman"/>
-          <w:sz w:val="24"/>
-          <w:szCs w:val="24"/>
-        </w:rPr>
-        <w:t xml:space="preserve">    void getDetails() {</w:t>
-      </w:r>
-    </w:p>
-    <w:p>
-      <w:pPr>
-        <w:rPr>
-          <w:rFonts w:ascii="Times New Roman" w:hAnsi="Times New Roman" w:cs="Times New Roman"/>
-          <w:sz w:val="24"/>
-          <w:szCs w:val="24"/>
-        </w:rPr>
-      </w:pPr>
-      <w:r>
-        <w:rPr>
-          <w:rFonts w:ascii="Times New Roman" w:hAnsi="Times New Roman" w:cs="Times New Roman"/>
-          <w:sz w:val="24"/>
-          <w:szCs w:val="24"/>
-        </w:rPr>
-        <w:t xml:space="preserve">        System.out.println("Online Course: Attend via Internet");</w:t>
+        <w:t xml:space="preserve">class </w:t>
+      </w:r>
+      <w:proofErr w:type="spellStart"/>
+      <w:r>
+        <w:rPr>
+          <w:rFonts w:ascii="Times New Roman" w:hAnsi="Times New Roman" w:cs="Times New Roman"/>
+          <w:sz w:val="24"/>
+          <w:szCs w:val="24"/>
+        </w:rPr>
+        <w:t>OnlineCourse</w:t>
+      </w:r>
+      <w:proofErr w:type="spellEnd"/>
+      <w:r>
+        <w:rPr>
+          <w:rFonts w:ascii="Times New Roman" w:hAnsi="Times New Roman" w:cs="Times New Roman"/>
+          <w:sz w:val="24"/>
+          <w:szCs w:val="24"/>
+        </w:rPr>
+        <w:t xml:space="preserve"> extends Course {</w:t>
+      </w:r>
+    </w:p>
+    <w:p>
+      <w:pPr>
+        <w:rPr>
+          <w:rFonts w:ascii="Times New Roman" w:hAnsi="Times New Roman" w:cs="Times New Roman"/>
+          <w:sz w:val="24"/>
+          <w:szCs w:val="24"/>
+        </w:rPr>
+      </w:pPr>
+      <w:r>
+        <w:rPr>
+          <w:rFonts w:ascii="Times New Roman" w:hAnsi="Times New Roman" w:cs="Times New Roman"/>
+          <w:sz w:val="24"/>
+          <w:szCs w:val="24"/>
+        </w:rPr>
+        <w:t xml:space="preserve">    void </w:t>
+      </w:r>
+      <w:proofErr w:type="spellStart"/>
+      <w:r>
+        <w:rPr>
+          <w:rFonts w:ascii="Times New Roman" w:hAnsi="Times New Roman" w:cs="Times New Roman"/>
+          <w:sz w:val="24"/>
+          <w:szCs w:val="24"/>
+        </w:rPr>
+        <w:t>getDetails</w:t>
+      </w:r>
+      <w:proofErr w:type="spellEnd"/>
+      <w:r>
+        <w:rPr>
+          <w:rFonts w:ascii="Times New Roman" w:hAnsi="Times New Roman" w:cs="Times New Roman"/>
+          <w:sz w:val="24"/>
+          <w:szCs w:val="24"/>
+        </w:rPr>
+        <w:t>() {</w:t>
+      </w:r>
+    </w:p>
+    <w:p>
+      <w:pPr>
+        <w:rPr>
+          <w:rFonts w:ascii="Times New Roman" w:hAnsi="Times New Roman" w:cs="Times New Roman"/>
+          <w:sz w:val="24"/>
+          <w:szCs w:val="24"/>
+        </w:rPr>
+      </w:pPr>
+      <w:r>
+        <w:rPr>
+          <w:rFonts w:ascii="Times New Roman" w:hAnsi="Times New Roman" w:cs="Times New Roman"/>
+          <w:sz w:val="24"/>
+          <w:szCs w:val="24"/>
+        </w:rPr>
+        <w:t xml:space="preserve">        </w:t>
+      </w:r>
+      <w:proofErr w:type="spellStart"/>
+      <w:r>
+        <w:rPr>
+          <w:rFonts w:ascii="Times New Roman" w:hAnsi="Times New Roman" w:cs="Times New Roman"/>
+          <w:sz w:val="24"/>
+          <w:szCs w:val="24"/>
+        </w:rPr>
+        <w:t>System.out.println</w:t>
+      </w:r>
+      <w:proofErr w:type="spellEnd"/>
+      <w:r>
+        <w:rPr>
+          <w:rFonts w:ascii="Times New Roman" w:hAnsi="Times New Roman" w:cs="Times New Roman"/>
+          <w:sz w:val="24"/>
+          <w:szCs w:val="24"/>
+        </w:rPr>
+        <w:t>("Online Course: Attend via Internet");</w:t>
       </w:r>
     </w:p>
     <w:p>
@@ -1517,41 +1679,95 @@
           <w:sz w:val="24"/>
           <w:szCs w:val="24"/>
         </w:rPr>
-        <w:t>class OfflineCourse extends Course {</w:t>
-      </w:r>
-    </w:p>
-    <w:p>
-      <w:pPr>
-        <w:rPr>
-          <w:rFonts w:ascii="Times New Roman" w:hAnsi="Times New Roman" w:cs="Times New Roman"/>
-          <w:sz w:val="24"/>
-          <w:szCs w:val="24"/>
-        </w:rPr>
-      </w:pPr>
-      <w:r>
-        <w:rPr>
-          <w:rFonts w:ascii="Times New Roman" w:hAnsi="Times New Roman" w:cs="Times New Roman"/>
-          <w:sz w:val="24"/>
-          <w:szCs w:val="24"/>
-        </w:rPr>
-        <w:t xml:space="preserve">    void getDetails() {</w:t>
-      </w:r>
-    </w:p>
-    <w:p>
-      <w:pPr>
-        <w:rPr>
-          <w:rFonts w:ascii="Times New Roman" w:hAnsi="Times New Roman" w:cs="Times New Roman"/>
-          <w:sz w:val="24"/>
-          <w:szCs w:val="24"/>
-        </w:rPr>
-      </w:pPr>
-      <w:r>
-        <w:rPr>
-          <w:rFonts w:ascii="Times New Roman" w:hAnsi="Times New Roman" w:cs="Times New Roman"/>
-          <w:sz w:val="24"/>
-          <w:szCs w:val="24"/>
-        </w:rPr>
-        <w:t xml:space="preserve">        System.out.println("Offline Course: Attend in classroom");</w:t>
+        <w:t xml:space="preserve">class </w:t>
+      </w:r>
+      <w:proofErr w:type="spellStart"/>
+      <w:r>
+        <w:rPr>
+          <w:rFonts w:ascii="Times New Roman" w:hAnsi="Times New Roman" w:cs="Times New Roman"/>
+          <w:sz w:val="24"/>
+          <w:szCs w:val="24"/>
+        </w:rPr>
+        <w:t>OfflineCourse</w:t>
+      </w:r>
+      <w:proofErr w:type="spellEnd"/>
+      <w:r>
+        <w:rPr>
+          <w:rFonts w:ascii="Times New Roman" w:hAnsi="Times New Roman" w:cs="Times New Roman"/>
+          <w:sz w:val="24"/>
+          <w:szCs w:val="24"/>
+        </w:rPr>
+        <w:t xml:space="preserve"> extends Course {</w:t>
+      </w:r>
+    </w:p>
+    <w:p>
+      <w:pPr>
+        <w:rPr>
+          <w:rFonts w:ascii="Times New Roman" w:hAnsi="Times New Roman" w:cs="Times New Roman"/>
+          <w:sz w:val="24"/>
+          <w:szCs w:val="24"/>
+        </w:rPr>
+      </w:pPr>
+      <w:r>
+        <w:rPr>
+          <w:rFonts w:ascii="Times New Roman" w:hAnsi="Times New Roman" w:cs="Times New Roman"/>
+          <w:sz w:val="24"/>
+          <w:szCs w:val="24"/>
+        </w:rPr>
+        <w:t xml:space="preserve">    void </w:t>
+      </w:r>
+      <w:proofErr w:type="spellStart"/>
+      <w:r>
+        <w:rPr>
+          <w:rFonts w:ascii="Times New Roman" w:hAnsi="Times New Roman" w:cs="Times New Roman"/>
+          <w:sz w:val="24"/>
+          <w:szCs w:val="24"/>
+        </w:rPr>
+        <w:t>getDetails</w:t>
+      </w:r>
+      <w:proofErr w:type="spellEnd"/>
+      <w:r>
+        <w:rPr>
+          <w:rFonts w:ascii="Times New Roman" w:hAnsi="Times New Roman" w:cs="Times New Roman"/>
+          <w:sz w:val="24"/>
+          <w:szCs w:val="24"/>
+        </w:rPr>
+        <w:t>() {</w:t>
+      </w:r>
+    </w:p>
+    <w:p>
+      <w:pPr>
+        <w:rPr>
+          <w:rFonts w:ascii="Times New Roman" w:hAnsi="Times New Roman" w:cs="Times New Roman"/>
+          <w:sz w:val="24"/>
+          <w:szCs w:val="24"/>
+        </w:rPr>
+      </w:pPr>
+      <w:r>
+        <w:rPr>
+          <w:rFonts w:ascii="Times New Roman" w:hAnsi="Times New Roman" w:cs="Times New Roman"/>
+          <w:sz w:val="24"/>
+          <w:szCs w:val="24"/>
+        </w:rPr>
+        <w:t xml:space="preserve">        </w:t>
+      </w:r>
+      <w:proofErr w:type="spellStart"/>
+      <w:r>
+        <w:rPr>
+          <w:rFonts w:ascii="Times New Roman" w:hAnsi="Times New Roman" w:cs="Times New Roman"/>
+          <w:sz w:val="24"/>
+          <w:szCs w:val="24"/>
+        </w:rPr>
+        <w:t>System.out.println</w:t>
+      </w:r>
+      <w:proofErr w:type="spellEnd"/>
+      <w:r>
+        <w:rPr>
+          <w:rFonts w:ascii="Times New Roman" w:hAnsi="Times New Roman" w:cs="Times New Roman"/>
+          <w:sz w:val="24"/>
+          <w:szCs w:val="24"/>
+        </w:rPr>
+        <w:t>("Offline Course: Attend in classroom");</w:t>
       </w:r>
     </w:p>
     <w:p>
@@ -1611,41 +1827,95 @@
           <w:sz w:val="24"/>
           <w:szCs w:val="24"/>
         </w:rPr>
-        <w:t>class HybridCourse extends Course {</w:t>
-      </w:r>
-    </w:p>
-    <w:p>
-      <w:pPr>
-        <w:rPr>
-          <w:rFonts w:ascii="Times New Roman" w:hAnsi="Times New Roman" w:cs="Times New Roman"/>
-          <w:sz w:val="24"/>
-          <w:szCs w:val="24"/>
-        </w:rPr>
-      </w:pPr>
-      <w:r>
-        <w:rPr>
-          <w:rFonts w:ascii="Times New Roman" w:hAnsi="Times New Roman" w:cs="Times New Roman"/>
-          <w:sz w:val="24"/>
-          <w:szCs w:val="24"/>
-        </w:rPr>
-        <w:t xml:space="preserve">    void getDetails() {</w:t>
-      </w:r>
-    </w:p>
-    <w:p>
-      <w:pPr>
-        <w:rPr>
-          <w:rFonts w:ascii="Times New Roman" w:hAnsi="Times New Roman" w:cs="Times New Roman"/>
-          <w:sz w:val="24"/>
-          <w:szCs w:val="24"/>
-        </w:rPr>
-      </w:pPr>
-      <w:r>
-        <w:rPr>
-          <w:rFonts w:ascii="Times New Roman" w:hAnsi="Times New Roman" w:cs="Times New Roman"/>
-          <w:sz w:val="24"/>
-          <w:szCs w:val="24"/>
-        </w:rPr>
-        <w:t xml:space="preserve">        System.out.println("Hybrid Course: Combination of online and offline");</w:t>
+        <w:t xml:space="preserve">class </w:t>
+      </w:r>
+      <w:proofErr w:type="spellStart"/>
+      <w:r>
+        <w:rPr>
+          <w:rFonts w:ascii="Times New Roman" w:hAnsi="Times New Roman" w:cs="Times New Roman"/>
+          <w:sz w:val="24"/>
+          <w:szCs w:val="24"/>
+        </w:rPr>
+        <w:t>HybridCourse</w:t>
+      </w:r>
+      <w:proofErr w:type="spellEnd"/>
+      <w:r>
+        <w:rPr>
+          <w:rFonts w:ascii="Times New Roman" w:hAnsi="Times New Roman" w:cs="Times New Roman"/>
+          <w:sz w:val="24"/>
+          <w:szCs w:val="24"/>
+        </w:rPr>
+        <w:t xml:space="preserve"> extends Course {</w:t>
+      </w:r>
+    </w:p>
+    <w:p>
+      <w:pPr>
+        <w:rPr>
+          <w:rFonts w:ascii="Times New Roman" w:hAnsi="Times New Roman" w:cs="Times New Roman"/>
+          <w:sz w:val="24"/>
+          <w:szCs w:val="24"/>
+        </w:rPr>
+      </w:pPr>
+      <w:r>
+        <w:rPr>
+          <w:rFonts w:ascii="Times New Roman" w:hAnsi="Times New Roman" w:cs="Times New Roman"/>
+          <w:sz w:val="24"/>
+          <w:szCs w:val="24"/>
+        </w:rPr>
+        <w:t xml:space="preserve">    void </w:t>
+      </w:r>
+      <w:proofErr w:type="spellStart"/>
+      <w:r>
+        <w:rPr>
+          <w:rFonts w:ascii="Times New Roman" w:hAnsi="Times New Roman" w:cs="Times New Roman"/>
+          <w:sz w:val="24"/>
+          <w:szCs w:val="24"/>
+        </w:rPr>
+        <w:t>getDetails</w:t>
+      </w:r>
+      <w:proofErr w:type="spellEnd"/>
+      <w:r>
+        <w:rPr>
+          <w:rFonts w:ascii="Times New Roman" w:hAnsi="Times New Roman" w:cs="Times New Roman"/>
+          <w:sz w:val="24"/>
+          <w:szCs w:val="24"/>
+        </w:rPr>
+        <w:t>() {</w:t>
+      </w:r>
+    </w:p>
+    <w:p>
+      <w:pPr>
+        <w:rPr>
+          <w:rFonts w:ascii="Times New Roman" w:hAnsi="Times New Roman" w:cs="Times New Roman"/>
+          <w:sz w:val="24"/>
+          <w:szCs w:val="24"/>
+        </w:rPr>
+      </w:pPr>
+      <w:r>
+        <w:rPr>
+          <w:rFonts w:ascii="Times New Roman" w:hAnsi="Times New Roman" w:cs="Times New Roman"/>
+          <w:sz w:val="24"/>
+          <w:szCs w:val="24"/>
+        </w:rPr>
+        <w:t xml:space="preserve">        </w:t>
+      </w:r>
+      <w:proofErr w:type="spellStart"/>
+      <w:r>
+        <w:rPr>
+          <w:rFonts w:ascii="Times New Roman" w:hAnsi="Times New Roman" w:cs="Times New Roman"/>
+          <w:sz w:val="24"/>
+          <w:szCs w:val="24"/>
+        </w:rPr>
+        <w:t>System.out.println</w:t>
+      </w:r>
+      <w:proofErr w:type="spellEnd"/>
+      <w:r>
+        <w:rPr>
+          <w:rFonts w:ascii="Times New Roman" w:hAnsi="Times New Roman" w:cs="Times New Roman"/>
+          <w:sz w:val="24"/>
+          <w:szCs w:val="24"/>
+        </w:rPr>
+        <w:t>("Hybrid Course: Combination of online and offline");</w:t>
       </w:r>
     </w:p>
     <w:p>
@@ -1722,58 +1992,130 @@
           <w:sz w:val="24"/>
           <w:szCs w:val="24"/>
         </w:rPr>
-        <w:t xml:space="preserve">    public static void main(String[] args) {</w:t>
-      </w:r>
-    </w:p>
-    <w:p>
-      <w:pPr>
-        <w:rPr>
-          <w:rFonts w:ascii="Times New Roman" w:hAnsi="Times New Roman" w:cs="Times New Roman"/>
-          <w:sz w:val="24"/>
-          <w:szCs w:val="24"/>
-        </w:rPr>
-      </w:pPr>
-      <w:r>
-        <w:rPr>
-          <w:rFonts w:ascii="Times New Roman" w:hAnsi="Times New Roman" w:cs="Times New Roman"/>
-          <w:sz w:val="24"/>
-          <w:szCs w:val="24"/>
-        </w:rPr>
-        <w:t xml:space="preserve">        Course c1 = new OnlineCourse();</w:t>
-      </w:r>
-    </w:p>
-    <w:p>
-      <w:pPr>
-        <w:rPr>
-          <w:rFonts w:ascii="Times New Roman" w:hAnsi="Times New Roman" w:cs="Times New Roman"/>
-          <w:sz w:val="24"/>
-          <w:szCs w:val="24"/>
-        </w:rPr>
-      </w:pPr>
-      <w:r>
-        <w:rPr>
-          <w:rFonts w:ascii="Times New Roman" w:hAnsi="Times New Roman" w:cs="Times New Roman"/>
-          <w:sz w:val="24"/>
-          <w:szCs w:val="24"/>
-        </w:rPr>
-        <w:t xml:space="preserve">        Course c2 = new OfflineCourse();</w:t>
-      </w:r>
-    </w:p>
-    <w:p>
-      <w:pPr>
-        <w:rPr>
-          <w:rFonts w:ascii="Times New Roman" w:hAnsi="Times New Roman" w:cs="Times New Roman"/>
-          <w:sz w:val="24"/>
-          <w:szCs w:val="24"/>
-        </w:rPr>
-      </w:pPr>
-      <w:r>
-        <w:rPr>
-          <w:rFonts w:ascii="Times New Roman" w:hAnsi="Times New Roman" w:cs="Times New Roman"/>
-          <w:sz w:val="24"/>
-          <w:szCs w:val="24"/>
-        </w:rPr>
-        <w:t xml:space="preserve">        Course c3 = new HybridCourse();</w:t>
+        <w:t xml:space="preserve">    public static void main(String[] </w:t>
+      </w:r>
+      <w:proofErr w:type="spellStart"/>
+      <w:r>
+        <w:rPr>
+          <w:rFonts w:ascii="Times New Roman" w:hAnsi="Times New Roman" w:cs="Times New Roman"/>
+          <w:sz w:val="24"/>
+          <w:szCs w:val="24"/>
+        </w:rPr>
+        <w:t>args</w:t>
+      </w:r>
+      <w:proofErr w:type="spellEnd"/>
+      <w:r>
+        <w:rPr>
+          <w:rFonts w:ascii="Times New Roman" w:hAnsi="Times New Roman" w:cs="Times New Roman"/>
+          <w:sz w:val="24"/>
+          <w:szCs w:val="24"/>
+        </w:rPr>
+        <w:t>) {</w:t>
+      </w:r>
+    </w:p>
+    <w:p>
+      <w:pPr>
+        <w:rPr>
+          <w:rFonts w:ascii="Times New Roman" w:hAnsi="Times New Roman" w:cs="Times New Roman"/>
+          <w:sz w:val="24"/>
+          <w:szCs w:val="24"/>
+        </w:rPr>
+      </w:pPr>
+      <w:r>
+        <w:rPr>
+          <w:rFonts w:ascii="Times New Roman" w:hAnsi="Times New Roman" w:cs="Times New Roman"/>
+          <w:sz w:val="24"/>
+          <w:szCs w:val="24"/>
+        </w:rPr>
+        <w:t xml:space="preserve">        Course c1 = new </w:t>
+      </w:r>
+      <w:proofErr w:type="spellStart"/>
+      <w:r>
+        <w:rPr>
+          <w:rFonts w:ascii="Times New Roman" w:hAnsi="Times New Roman" w:cs="Times New Roman"/>
+          <w:sz w:val="24"/>
+          <w:szCs w:val="24"/>
+        </w:rPr>
+        <w:t>OnlineCourse</w:t>
+      </w:r>
+      <w:proofErr w:type="spellEnd"/>
+      <w:r>
+        <w:rPr>
+          <w:rFonts w:ascii="Times New Roman" w:hAnsi="Times New Roman" w:cs="Times New Roman"/>
+          <w:sz w:val="24"/>
+          <w:szCs w:val="24"/>
+        </w:rPr>
+        <w:t>();</w:t>
+      </w:r>
+    </w:p>
+    <w:p>
+      <w:pPr>
+        <w:rPr>
+          <w:rFonts w:ascii="Times New Roman" w:hAnsi="Times New Roman" w:cs="Times New Roman"/>
+          <w:sz w:val="24"/>
+          <w:szCs w:val="24"/>
+        </w:rPr>
+      </w:pPr>
+      <w:r>
+        <w:rPr>
+          <w:rFonts w:ascii="Times New Roman" w:hAnsi="Times New Roman" w:cs="Times New Roman"/>
+          <w:sz w:val="24"/>
+          <w:szCs w:val="24"/>
+        </w:rPr>
+        <w:t xml:space="preserve">        Course c2 = new </w:t>
+      </w:r>
+      <w:proofErr w:type="spellStart"/>
+      <w:r>
+        <w:rPr>
+          <w:rFonts w:ascii="Times New Roman" w:hAnsi="Times New Roman" w:cs="Times New Roman"/>
+          <w:sz w:val="24"/>
+          <w:szCs w:val="24"/>
+        </w:rPr>
+        <w:t>OfflineCourse</w:t>
+      </w:r>
+      <w:proofErr w:type="spellEnd"/>
+      <w:r>
+        <w:rPr>
+          <w:rFonts w:ascii="Times New Roman" w:hAnsi="Times New Roman" w:cs="Times New Roman"/>
+          <w:sz w:val="24"/>
+          <w:szCs w:val="24"/>
+        </w:rPr>
+        <w:t>();</w:t>
+      </w:r>
+    </w:p>
+    <w:p>
+      <w:pPr>
+        <w:rPr>
+          <w:rFonts w:ascii="Times New Roman" w:hAnsi="Times New Roman" w:cs="Times New Roman"/>
+          <w:sz w:val="24"/>
+          <w:szCs w:val="24"/>
+        </w:rPr>
+      </w:pPr>
+      <w:r>
+        <w:rPr>
+          <w:rFonts w:ascii="Times New Roman" w:hAnsi="Times New Roman" w:cs="Times New Roman"/>
+          <w:sz w:val="24"/>
+          <w:szCs w:val="24"/>
+        </w:rPr>
+        <w:t xml:space="preserve">        Course c3 = new </w:t>
+      </w:r>
+      <w:proofErr w:type="spellStart"/>
+      <w:r>
+        <w:rPr>
+          <w:rFonts w:ascii="Times New Roman" w:hAnsi="Times New Roman" w:cs="Times New Roman"/>
+          <w:sz w:val="24"/>
+          <w:szCs w:val="24"/>
+        </w:rPr>
+        <w:t>HybridCourse</w:t>
+      </w:r>
+      <w:proofErr w:type="spellEnd"/>
+      <w:r>
+        <w:rPr>
+          <w:rFonts w:ascii="Times New Roman" w:hAnsi="Times New Roman" w:cs="Times New Roman"/>
+          <w:sz w:val="24"/>
+          <w:szCs w:val="24"/>
+        </w:rPr>
+        <w:t>();</w:t>
       </w:r>
     </w:p>
     <w:p>
@@ -2157,7 +2499,61 @@
           <w:sz w:val="24"/>
           <w:szCs w:val="24"/>
         </w:rPr>
-        <w:t>Design an abstract class Employee with an abstract method calculateSalary(). Implement subclasses RegularEmployee and ContractEmployee to calculate salary differently.</w:t>
+        <w:t xml:space="preserve">Design an abstract class Employee with an abstract method </w:t>
+      </w:r>
+      <w:proofErr w:type="spellStart"/>
+      <w:r>
+        <w:rPr>
+          <w:rFonts w:ascii="Times New Roman" w:hAnsi="Times New Roman" w:cs="Times New Roman"/>
+          <w:sz w:val="24"/>
+          <w:szCs w:val="24"/>
+        </w:rPr>
+        <w:t>calculateSalary</w:t>
+      </w:r>
+      <w:proofErr w:type="spellEnd"/>
+      <w:r>
+        <w:rPr>
+          <w:rFonts w:ascii="Times New Roman" w:hAnsi="Times New Roman" w:cs="Times New Roman"/>
+          <w:sz w:val="24"/>
+          <w:szCs w:val="24"/>
+        </w:rPr>
+        <w:t xml:space="preserve">(). Implement subclasses </w:t>
+      </w:r>
+      <w:proofErr w:type="spellStart"/>
+      <w:r>
+        <w:rPr>
+          <w:rFonts w:ascii="Times New Roman" w:hAnsi="Times New Roman" w:cs="Times New Roman"/>
+          <w:sz w:val="24"/>
+          <w:szCs w:val="24"/>
+        </w:rPr>
+        <w:t>RegularEmployee</w:t>
+      </w:r>
+      <w:proofErr w:type="spellEnd"/>
+      <w:r>
+        <w:rPr>
+          <w:rFonts w:ascii="Times New Roman" w:hAnsi="Times New Roman" w:cs="Times New Roman"/>
+          <w:sz w:val="24"/>
+          <w:szCs w:val="24"/>
+        </w:rPr>
+        <w:t xml:space="preserve"> and </w:t>
+      </w:r>
+      <w:proofErr w:type="spellStart"/>
+      <w:r>
+        <w:rPr>
+          <w:rFonts w:ascii="Times New Roman" w:hAnsi="Times New Roman" w:cs="Times New Roman"/>
+          <w:sz w:val="24"/>
+          <w:szCs w:val="24"/>
+        </w:rPr>
+        <w:t>ContractEmployee</w:t>
+      </w:r>
+      <w:proofErr w:type="spellEnd"/>
+      <w:r>
+        <w:rPr>
+          <w:rFonts w:ascii="Times New Roman" w:hAnsi="Times New Roman" w:cs="Times New Roman"/>
+          <w:sz w:val="24"/>
+          <w:szCs w:val="24"/>
+        </w:rPr>
+        <w:t xml:space="preserve"> to calculate salary differently.</w:t>
       </w:r>
     </w:p>
     <w:p>
@@ -2205,7 +2601,25 @@
           <w:sz w:val="24"/>
           <w:szCs w:val="24"/>
         </w:rPr>
-        <w:t>import java.util.Scanner;</w:t>
+        <w:t xml:space="preserve">import </w:t>
+      </w:r>
+      <w:proofErr w:type="spellStart"/>
+      <w:r>
+        <w:rPr>
+          <w:rFonts w:ascii="Times New Roman" w:hAnsi="Times New Roman" w:cs="Times New Roman"/>
+          <w:sz w:val="24"/>
+          <w:szCs w:val="24"/>
+        </w:rPr>
+        <w:t>java.util.Scanner</w:t>
+      </w:r>
+      <w:proofErr w:type="spellEnd"/>
+      <w:r>
+        <w:rPr>
+          <w:rFonts w:ascii="Times New Roman" w:hAnsi="Times New Roman" w:cs="Times New Roman"/>
+          <w:sz w:val="24"/>
+          <w:szCs w:val="24"/>
+        </w:rPr>
+        <w:t>;</w:t>
       </w:r>
     </w:p>
     <w:p>
@@ -2256,7 +2670,25 @@
           <w:sz w:val="24"/>
           <w:szCs w:val="24"/>
         </w:rPr>
-        <w:t xml:space="preserve">    double baseSalary;</w:t>
+        <w:t xml:space="preserve">    double </w:t>
+      </w:r>
+      <w:proofErr w:type="spellStart"/>
+      <w:r>
+        <w:rPr>
+          <w:rFonts w:ascii="Times New Roman" w:hAnsi="Times New Roman" w:cs="Times New Roman"/>
+          <w:sz w:val="24"/>
+          <w:szCs w:val="24"/>
+        </w:rPr>
+        <w:t>baseSalary</w:t>
+      </w:r>
+      <w:proofErr w:type="spellEnd"/>
+      <w:r>
+        <w:rPr>
+          <w:rFonts w:ascii="Times New Roman" w:hAnsi="Times New Roman" w:cs="Times New Roman"/>
+          <w:sz w:val="24"/>
+          <w:szCs w:val="24"/>
+        </w:rPr>
+        <w:t>;</w:t>
       </w:r>
     </w:p>
     <w:p>
@@ -2299,7 +2731,25 @@
           <w:sz w:val="24"/>
           <w:szCs w:val="24"/>
         </w:rPr>
-        <w:t xml:space="preserve">    abstract void calculateSalary();</w:t>
+        <w:t xml:space="preserve">    abstract void </w:t>
+      </w:r>
+      <w:proofErr w:type="spellStart"/>
+      <w:r>
+        <w:rPr>
+          <w:rFonts w:ascii="Times New Roman" w:hAnsi="Times New Roman" w:cs="Times New Roman"/>
+          <w:sz w:val="24"/>
+          <w:szCs w:val="24"/>
+        </w:rPr>
+        <w:t>calculateSalary</w:t>
+      </w:r>
+      <w:proofErr w:type="spellEnd"/>
+      <w:r>
+        <w:rPr>
+          <w:rFonts w:ascii="Times New Roman" w:hAnsi="Times New Roman" w:cs="Times New Roman"/>
+          <w:sz w:val="24"/>
+          <w:szCs w:val="24"/>
+        </w:rPr>
+        <w:t>();</w:t>
       </w:r>
     </w:p>
     <w:p>
@@ -2342,118 +2792,334 @@
           <w:sz w:val="24"/>
           <w:szCs w:val="24"/>
         </w:rPr>
-        <w:t>class RegularEmployee extends Employee {</w:t>
-      </w:r>
-    </w:p>
-    <w:p>
-      <w:pPr>
-        <w:rPr>
-          <w:rFonts w:ascii="Times New Roman" w:hAnsi="Times New Roman" w:cs="Times New Roman"/>
-          <w:sz w:val="24"/>
-          <w:szCs w:val="24"/>
-        </w:rPr>
-      </w:pPr>
-      <w:r>
-        <w:rPr>
-          <w:rFonts w:ascii="Times New Roman" w:hAnsi="Times New Roman" w:cs="Times New Roman"/>
-          <w:sz w:val="24"/>
-          <w:szCs w:val="24"/>
-        </w:rPr>
-        <w:t xml:space="preserve">    double bonusRate = 0.1; // 10% bonus</w:t>
-      </w:r>
-    </w:p>
-    <w:p>
-      <w:pPr>
-        <w:rPr>
-          <w:rFonts w:ascii="Times New Roman" w:hAnsi="Times New Roman" w:cs="Times New Roman"/>
-          <w:sz w:val="24"/>
-          <w:szCs w:val="24"/>
-        </w:rPr>
-      </w:pPr>
-    </w:p>
-    <w:p>
-      <w:pPr>
-        <w:rPr>
-          <w:rFonts w:ascii="Times New Roman" w:hAnsi="Times New Roman" w:cs="Times New Roman"/>
-          <w:sz w:val="24"/>
-          <w:szCs w:val="24"/>
-        </w:rPr>
-      </w:pPr>
-      <w:r>
-        <w:rPr>
-          <w:rFonts w:ascii="Times New Roman" w:hAnsi="Times New Roman" w:cs="Times New Roman"/>
-          <w:sz w:val="24"/>
-          <w:szCs w:val="24"/>
-        </w:rPr>
-        <w:t xml:space="preserve">    void calculateSalary() {</w:t>
-      </w:r>
-    </w:p>
-    <w:p>
-      <w:pPr>
-        <w:rPr>
-          <w:rFonts w:ascii="Times New Roman" w:hAnsi="Times New Roman" w:cs="Times New Roman"/>
-          <w:sz w:val="24"/>
-          <w:szCs w:val="24"/>
-        </w:rPr>
-      </w:pPr>
-      <w:r>
-        <w:rPr>
-          <w:rFonts w:ascii="Times New Roman" w:hAnsi="Times New Roman" w:cs="Times New Roman"/>
-          <w:sz w:val="24"/>
-          <w:szCs w:val="24"/>
-        </w:rPr>
-        <w:t xml:space="preserve">        double totalSalary = baseSalary + (baseSalary * bonusRate);</w:t>
-      </w:r>
-    </w:p>
-    <w:p>
-      <w:pPr>
-        <w:rPr>
-          <w:rFonts w:ascii="Times New Roman" w:hAnsi="Times New Roman" w:cs="Times New Roman"/>
-          <w:sz w:val="24"/>
-          <w:szCs w:val="24"/>
-        </w:rPr>
-      </w:pPr>
-      <w:r>
-        <w:rPr>
-          <w:rFonts w:ascii="Times New Roman" w:hAnsi="Times New Roman" w:cs="Times New Roman"/>
-          <w:sz w:val="24"/>
-          <w:szCs w:val="24"/>
-        </w:rPr>
-        <w:t xml:space="preserve">        System.out.println("Regular Employee: " + name);</w:t>
-      </w:r>
-    </w:p>
-    <w:p>
-      <w:pPr>
-        <w:rPr>
-          <w:rFonts w:ascii="Times New Roman" w:hAnsi="Times New Roman" w:cs="Times New Roman"/>
-          <w:sz w:val="24"/>
-          <w:szCs w:val="24"/>
-        </w:rPr>
-      </w:pPr>
-      <w:r>
-        <w:rPr>
-          <w:rFonts w:ascii="Times New Roman" w:hAnsi="Times New Roman" w:cs="Times New Roman"/>
-          <w:sz w:val="24"/>
-          <w:szCs w:val="24"/>
-        </w:rPr>
-        <w:t xml:space="preserve">        System.out.println("Base Salary: " + baseSalary);</w:t>
-      </w:r>
-    </w:p>
-    <w:p>
-      <w:pPr>
-        <w:rPr>
-          <w:rFonts w:ascii="Times New Roman" w:hAnsi="Times New Roman" w:cs="Times New Roman"/>
-          <w:sz w:val="24"/>
-          <w:szCs w:val="24"/>
-        </w:rPr>
-      </w:pPr>
-      <w:r>
-        <w:rPr>
-          <w:rFonts w:ascii="Times New Roman" w:hAnsi="Times New Roman" w:cs="Times New Roman"/>
-          <w:sz w:val="24"/>
-          <w:szCs w:val="24"/>
-        </w:rPr>
-        <w:t xml:space="preserve">        System.out.println("Total Salary (with 10% bonus): " + totalSalary);</w:t>
+        <w:t xml:space="preserve">class </w:t>
+      </w:r>
+      <w:proofErr w:type="spellStart"/>
+      <w:r>
+        <w:rPr>
+          <w:rFonts w:ascii="Times New Roman" w:hAnsi="Times New Roman" w:cs="Times New Roman"/>
+          <w:sz w:val="24"/>
+          <w:szCs w:val="24"/>
+        </w:rPr>
+        <w:t>RegularEmployee</w:t>
+      </w:r>
+      <w:proofErr w:type="spellEnd"/>
+      <w:r>
+        <w:rPr>
+          <w:rFonts w:ascii="Times New Roman" w:hAnsi="Times New Roman" w:cs="Times New Roman"/>
+          <w:sz w:val="24"/>
+          <w:szCs w:val="24"/>
+        </w:rPr>
+        <w:t xml:space="preserve"> extends Employee {</w:t>
+      </w:r>
+    </w:p>
+    <w:p>
+      <w:pPr>
+        <w:rPr>
+          <w:rFonts w:ascii="Times New Roman" w:hAnsi="Times New Roman" w:cs="Times New Roman"/>
+          <w:sz w:val="24"/>
+          <w:szCs w:val="24"/>
+        </w:rPr>
+      </w:pPr>
+      <w:r>
+        <w:rPr>
+          <w:rFonts w:ascii="Times New Roman" w:hAnsi="Times New Roman" w:cs="Times New Roman"/>
+          <w:sz w:val="24"/>
+          <w:szCs w:val="24"/>
+        </w:rPr>
+        <w:t xml:space="preserve">    double </w:t>
+      </w:r>
+      <w:proofErr w:type="spellStart"/>
+      <w:r>
+        <w:rPr>
+          <w:rFonts w:ascii="Times New Roman" w:hAnsi="Times New Roman" w:cs="Times New Roman"/>
+          <w:sz w:val="24"/>
+          <w:szCs w:val="24"/>
+        </w:rPr>
+        <w:t>bonusRate</w:t>
+      </w:r>
+      <w:proofErr w:type="spellEnd"/>
+      <w:r>
+        <w:rPr>
+          <w:rFonts w:ascii="Times New Roman" w:hAnsi="Times New Roman" w:cs="Times New Roman"/>
+          <w:sz w:val="24"/>
+          <w:szCs w:val="24"/>
+        </w:rPr>
+        <w:t xml:space="preserve"> = 0.1; // 10% bonus</w:t>
+      </w:r>
+    </w:p>
+    <w:p>
+      <w:pPr>
+        <w:rPr>
+          <w:rFonts w:ascii="Times New Roman" w:hAnsi="Times New Roman" w:cs="Times New Roman"/>
+          <w:sz w:val="24"/>
+          <w:szCs w:val="24"/>
+        </w:rPr>
+      </w:pPr>
+    </w:p>
+    <w:p>
+      <w:pPr>
+        <w:rPr>
+          <w:rFonts w:ascii="Times New Roman" w:hAnsi="Times New Roman" w:cs="Times New Roman"/>
+          <w:sz w:val="24"/>
+          <w:szCs w:val="24"/>
+        </w:rPr>
+      </w:pPr>
+      <w:r>
+        <w:rPr>
+          <w:rFonts w:ascii="Times New Roman" w:hAnsi="Times New Roman" w:cs="Times New Roman"/>
+          <w:sz w:val="24"/>
+          <w:szCs w:val="24"/>
+        </w:rPr>
+        <w:t xml:space="preserve">    void </w:t>
+      </w:r>
+      <w:proofErr w:type="spellStart"/>
+      <w:r>
+        <w:rPr>
+          <w:rFonts w:ascii="Times New Roman" w:hAnsi="Times New Roman" w:cs="Times New Roman"/>
+          <w:sz w:val="24"/>
+          <w:szCs w:val="24"/>
+        </w:rPr>
+        <w:t>calculateSalary</w:t>
+      </w:r>
+      <w:proofErr w:type="spellEnd"/>
+      <w:r>
+        <w:rPr>
+          <w:rFonts w:ascii="Times New Roman" w:hAnsi="Times New Roman" w:cs="Times New Roman"/>
+          <w:sz w:val="24"/>
+          <w:szCs w:val="24"/>
+        </w:rPr>
+        <w:t>() {</w:t>
+      </w:r>
+    </w:p>
+    <w:p>
+      <w:pPr>
+        <w:rPr>
+          <w:rFonts w:ascii="Times New Roman" w:hAnsi="Times New Roman" w:cs="Times New Roman"/>
+          <w:sz w:val="24"/>
+          <w:szCs w:val="24"/>
+        </w:rPr>
+      </w:pPr>
+      <w:r>
+        <w:rPr>
+          <w:rFonts w:ascii="Times New Roman" w:hAnsi="Times New Roman" w:cs="Times New Roman"/>
+          <w:sz w:val="24"/>
+          <w:szCs w:val="24"/>
+        </w:rPr>
+        <w:t xml:space="preserve">        double </w:t>
+      </w:r>
+      <w:proofErr w:type="spellStart"/>
+      <w:r>
+        <w:rPr>
+          <w:rFonts w:ascii="Times New Roman" w:hAnsi="Times New Roman" w:cs="Times New Roman"/>
+          <w:sz w:val="24"/>
+          <w:szCs w:val="24"/>
+        </w:rPr>
+        <w:t>totalSalary</w:t>
+      </w:r>
+      <w:proofErr w:type="spellEnd"/>
+      <w:r>
+        <w:rPr>
+          <w:rFonts w:ascii="Times New Roman" w:hAnsi="Times New Roman" w:cs="Times New Roman"/>
+          <w:sz w:val="24"/>
+          <w:szCs w:val="24"/>
+        </w:rPr>
+        <w:t xml:space="preserve"> = </w:t>
+      </w:r>
+      <w:proofErr w:type="spellStart"/>
+      <w:r>
+        <w:rPr>
+          <w:rFonts w:ascii="Times New Roman" w:hAnsi="Times New Roman" w:cs="Times New Roman"/>
+          <w:sz w:val="24"/>
+          <w:szCs w:val="24"/>
+        </w:rPr>
+        <w:t>baseSalary</w:t>
+      </w:r>
+      <w:proofErr w:type="spellEnd"/>
+      <w:r>
+        <w:rPr>
+          <w:rFonts w:ascii="Times New Roman" w:hAnsi="Times New Roman" w:cs="Times New Roman"/>
+          <w:sz w:val="24"/>
+          <w:szCs w:val="24"/>
+        </w:rPr>
+        <w:t xml:space="preserve"> + (</w:t>
+      </w:r>
+      <w:proofErr w:type="spellStart"/>
+      <w:r>
+        <w:rPr>
+          <w:rFonts w:ascii="Times New Roman" w:hAnsi="Times New Roman" w:cs="Times New Roman"/>
+          <w:sz w:val="24"/>
+          <w:szCs w:val="24"/>
+        </w:rPr>
+        <w:t>baseSalary</w:t>
+      </w:r>
+      <w:proofErr w:type="spellEnd"/>
+      <w:r>
+        <w:rPr>
+          <w:rFonts w:ascii="Times New Roman" w:hAnsi="Times New Roman" w:cs="Times New Roman"/>
+          <w:sz w:val="24"/>
+          <w:szCs w:val="24"/>
+        </w:rPr>
+        <w:t xml:space="preserve"> * </w:t>
+      </w:r>
+      <w:proofErr w:type="spellStart"/>
+      <w:r>
+        <w:rPr>
+          <w:rFonts w:ascii="Times New Roman" w:hAnsi="Times New Roman" w:cs="Times New Roman"/>
+          <w:sz w:val="24"/>
+          <w:szCs w:val="24"/>
+        </w:rPr>
+        <w:t>bonusRate</w:t>
+      </w:r>
+      <w:proofErr w:type="spellEnd"/>
+      <w:r>
+        <w:rPr>
+          <w:rFonts w:ascii="Times New Roman" w:hAnsi="Times New Roman" w:cs="Times New Roman"/>
+          <w:sz w:val="24"/>
+          <w:szCs w:val="24"/>
+        </w:rPr>
+        <w:t>);</w:t>
+      </w:r>
+    </w:p>
+    <w:p>
+      <w:pPr>
+        <w:rPr>
+          <w:rFonts w:ascii="Times New Roman" w:hAnsi="Times New Roman" w:cs="Times New Roman"/>
+          <w:sz w:val="24"/>
+          <w:szCs w:val="24"/>
+        </w:rPr>
+      </w:pPr>
+      <w:r>
+        <w:rPr>
+          <w:rFonts w:ascii="Times New Roman" w:hAnsi="Times New Roman" w:cs="Times New Roman"/>
+          <w:sz w:val="24"/>
+          <w:szCs w:val="24"/>
+        </w:rPr>
+        <w:t xml:space="preserve">        </w:t>
+      </w:r>
+      <w:proofErr w:type="spellStart"/>
+      <w:r>
+        <w:rPr>
+          <w:rFonts w:ascii="Times New Roman" w:hAnsi="Times New Roman" w:cs="Times New Roman"/>
+          <w:sz w:val="24"/>
+          <w:szCs w:val="24"/>
+        </w:rPr>
+        <w:t>System.out.println</w:t>
+      </w:r>
+      <w:proofErr w:type="spellEnd"/>
+      <w:r>
+        <w:rPr>
+          <w:rFonts w:ascii="Times New Roman" w:hAnsi="Times New Roman" w:cs="Times New Roman"/>
+          <w:sz w:val="24"/>
+          <w:szCs w:val="24"/>
+        </w:rPr>
+        <w:t>("Regular Employee: " + name);</w:t>
+      </w:r>
+    </w:p>
+    <w:p>
+      <w:pPr>
+        <w:rPr>
+          <w:rFonts w:ascii="Times New Roman" w:hAnsi="Times New Roman" w:cs="Times New Roman"/>
+          <w:sz w:val="24"/>
+          <w:szCs w:val="24"/>
+        </w:rPr>
+      </w:pPr>
+      <w:r>
+        <w:rPr>
+          <w:rFonts w:ascii="Times New Roman" w:hAnsi="Times New Roman" w:cs="Times New Roman"/>
+          <w:sz w:val="24"/>
+          <w:szCs w:val="24"/>
+        </w:rPr>
+        <w:t xml:space="preserve">        </w:t>
+      </w:r>
+      <w:proofErr w:type="spellStart"/>
+      <w:r>
+        <w:rPr>
+          <w:rFonts w:ascii="Times New Roman" w:hAnsi="Times New Roman" w:cs="Times New Roman"/>
+          <w:sz w:val="24"/>
+          <w:szCs w:val="24"/>
+        </w:rPr>
+        <w:t>System.out.println</w:t>
+      </w:r>
+      <w:proofErr w:type="spellEnd"/>
+      <w:r>
+        <w:rPr>
+          <w:rFonts w:ascii="Times New Roman" w:hAnsi="Times New Roman" w:cs="Times New Roman"/>
+          <w:sz w:val="24"/>
+          <w:szCs w:val="24"/>
+        </w:rPr>
+        <w:t xml:space="preserve">("Base Salary: " + </w:t>
+      </w:r>
+      <w:proofErr w:type="spellStart"/>
+      <w:r>
+        <w:rPr>
+          <w:rFonts w:ascii="Times New Roman" w:hAnsi="Times New Roman" w:cs="Times New Roman"/>
+          <w:sz w:val="24"/>
+          <w:szCs w:val="24"/>
+        </w:rPr>
+        <w:t>baseSalary</w:t>
+      </w:r>
+      <w:proofErr w:type="spellEnd"/>
+      <w:r>
+        <w:rPr>
+          <w:rFonts w:ascii="Times New Roman" w:hAnsi="Times New Roman" w:cs="Times New Roman"/>
+          <w:sz w:val="24"/>
+          <w:szCs w:val="24"/>
+        </w:rPr>
+        <w:t>);</w:t>
+      </w:r>
+    </w:p>
+    <w:p>
+      <w:pPr>
+        <w:rPr>
+          <w:rFonts w:ascii="Times New Roman" w:hAnsi="Times New Roman" w:cs="Times New Roman"/>
+          <w:sz w:val="24"/>
+          <w:szCs w:val="24"/>
+        </w:rPr>
+      </w:pPr>
+      <w:r>
+        <w:rPr>
+          <w:rFonts w:ascii="Times New Roman" w:hAnsi="Times New Roman" w:cs="Times New Roman"/>
+          <w:sz w:val="24"/>
+          <w:szCs w:val="24"/>
+        </w:rPr>
+        <w:t xml:space="preserve">        </w:t>
+      </w:r>
+      <w:proofErr w:type="spellStart"/>
+      <w:r>
+        <w:rPr>
+          <w:rFonts w:ascii="Times New Roman" w:hAnsi="Times New Roman" w:cs="Times New Roman"/>
+          <w:sz w:val="24"/>
+          <w:szCs w:val="24"/>
+        </w:rPr>
+        <w:t>System.out.println</w:t>
+      </w:r>
+      <w:proofErr w:type="spellEnd"/>
+      <w:r>
+        <w:rPr>
+          <w:rFonts w:ascii="Times New Roman" w:hAnsi="Times New Roman" w:cs="Times New Roman"/>
+          <w:sz w:val="24"/>
+          <w:szCs w:val="24"/>
+        </w:rPr>
+        <w:t xml:space="preserve">("Total Salary (with 10% bonus): " + </w:t>
+      </w:r>
+      <w:proofErr w:type="spellStart"/>
+      <w:r>
+        <w:rPr>
+          <w:rFonts w:ascii="Times New Roman" w:hAnsi="Times New Roman" w:cs="Times New Roman"/>
+          <w:sz w:val="24"/>
+          <w:szCs w:val="24"/>
+        </w:rPr>
+        <w:t>totalSalary</w:t>
+      </w:r>
+      <w:proofErr w:type="spellEnd"/>
+      <w:r>
+        <w:rPr>
+          <w:rFonts w:ascii="Times New Roman" w:hAnsi="Times New Roman" w:cs="Times New Roman"/>
+          <w:sz w:val="24"/>
+          <w:szCs w:val="24"/>
+        </w:rPr>
+        <w:t>);</w:t>
       </w:r>
     </w:p>
     <w:p>
@@ -2513,58 +3179,148 @@
           <w:sz w:val="24"/>
           <w:szCs w:val="24"/>
         </w:rPr>
-        <w:t>class ContractEmployee extends Employee {</w:t>
-      </w:r>
-    </w:p>
-    <w:p>
-      <w:pPr>
-        <w:rPr>
-          <w:rFonts w:ascii="Times New Roman" w:hAnsi="Times New Roman" w:cs="Times New Roman"/>
-          <w:sz w:val="24"/>
-          <w:szCs w:val="24"/>
-        </w:rPr>
-      </w:pPr>
-      <w:r>
-        <w:rPr>
-          <w:rFonts w:ascii="Times New Roman" w:hAnsi="Times New Roman" w:cs="Times New Roman"/>
-          <w:sz w:val="24"/>
-          <w:szCs w:val="24"/>
-        </w:rPr>
-        <w:t xml:space="preserve">    void calculateSalary() {</w:t>
-      </w:r>
-    </w:p>
-    <w:p>
-      <w:pPr>
-        <w:rPr>
-          <w:rFonts w:ascii="Times New Roman" w:hAnsi="Times New Roman" w:cs="Times New Roman"/>
-          <w:sz w:val="24"/>
-          <w:szCs w:val="24"/>
-        </w:rPr>
-      </w:pPr>
-      <w:r>
-        <w:rPr>
-          <w:rFonts w:ascii="Times New Roman" w:hAnsi="Times New Roman" w:cs="Times New Roman"/>
-          <w:sz w:val="24"/>
-          <w:szCs w:val="24"/>
-        </w:rPr>
-        <w:t xml:space="preserve">        System.out.println("Contract Employee: " + name);</w:t>
-      </w:r>
-    </w:p>
-    <w:p>
-      <w:pPr>
-        <w:rPr>
-          <w:rFonts w:ascii="Times New Roman" w:hAnsi="Times New Roman" w:cs="Times New Roman"/>
-          <w:sz w:val="24"/>
-          <w:szCs w:val="24"/>
-        </w:rPr>
-      </w:pPr>
-      <w:r>
-        <w:rPr>
-          <w:rFonts w:ascii="Times New Roman" w:hAnsi="Times New Roman" w:cs="Times New Roman"/>
-          <w:sz w:val="24"/>
-          <w:szCs w:val="24"/>
-        </w:rPr>
-        <w:t xml:space="preserve">        System.out.println("Total Salary: " + baseSalary);</w:t>
+        <w:t xml:space="preserve">class </w:t>
+      </w:r>
+      <w:proofErr w:type="spellStart"/>
+      <w:r>
+        <w:rPr>
+          <w:rFonts w:ascii="Times New Roman" w:hAnsi="Times New Roman" w:cs="Times New Roman"/>
+          <w:sz w:val="24"/>
+          <w:szCs w:val="24"/>
+        </w:rPr>
+        <w:t>ContractEmployee</w:t>
+      </w:r>
+      <w:proofErr w:type="spellEnd"/>
+      <w:r>
+        <w:rPr>
+          <w:rFonts w:ascii="Times New Roman" w:hAnsi="Times New Roman" w:cs="Times New Roman"/>
+          <w:sz w:val="24"/>
+          <w:szCs w:val="24"/>
+        </w:rPr>
+        <w:t xml:space="preserve"> extends Employee {</w:t>
+      </w:r>
+    </w:p>
+    <w:p>
+      <w:pPr>
+        <w:rPr>
+          <w:rFonts w:ascii="Times New Roman" w:hAnsi="Times New Roman" w:cs="Times New Roman"/>
+          <w:sz w:val="24"/>
+          <w:szCs w:val="24"/>
+        </w:rPr>
+      </w:pPr>
+      <w:r>
+        <w:rPr>
+          <w:rFonts w:ascii="Times New Roman" w:hAnsi="Times New Roman" w:cs="Times New Roman"/>
+          <w:sz w:val="24"/>
+          <w:szCs w:val="24"/>
+        </w:rPr>
+        <w:t xml:space="preserve">    void </w:t>
+      </w:r>
+      <w:proofErr w:type="spellStart"/>
+      <w:r>
+        <w:rPr>
+          <w:rFonts w:ascii="Times New Roman" w:hAnsi="Times New Roman" w:cs="Times New Roman"/>
+          <w:sz w:val="24"/>
+          <w:szCs w:val="24"/>
+        </w:rPr>
+        <w:t>calculateSalary</w:t>
+      </w:r>
+      <w:proofErr w:type="spellEnd"/>
+      <w:r>
+        <w:rPr>
+          <w:rFonts w:ascii="Times New Roman" w:hAnsi="Times New Roman" w:cs="Times New Roman"/>
+          <w:sz w:val="24"/>
+          <w:szCs w:val="24"/>
+        </w:rPr>
+        <w:t>() {</w:t>
+      </w:r>
+    </w:p>
+    <w:p>
+      <w:pPr>
+        <w:rPr>
+          <w:rFonts w:ascii="Times New Roman" w:hAnsi="Times New Roman" w:cs="Times New Roman"/>
+          <w:sz w:val="24"/>
+          <w:szCs w:val="24"/>
+        </w:rPr>
+      </w:pPr>
+      <w:r>
+        <w:rPr>
+          <w:rFonts w:ascii="Times New Roman" w:hAnsi="Times New Roman" w:cs="Times New Roman"/>
+          <w:sz w:val="24"/>
+          <w:szCs w:val="24"/>
+        </w:rPr>
+        <w:t xml:space="preserve">        </w:t>
+      </w:r>
+      <w:proofErr w:type="spellStart"/>
+      <w:r>
+        <w:rPr>
+          <w:rFonts w:ascii="Times New Roman" w:hAnsi="Times New Roman" w:cs="Times New Roman"/>
+          <w:sz w:val="24"/>
+          <w:szCs w:val="24"/>
+        </w:rPr>
+        <w:t>System.out.println</w:t>
+      </w:r>
+      <w:proofErr w:type="spellEnd"/>
+      <w:r>
+        <w:rPr>
+          <w:rFonts w:ascii="Times New Roman" w:hAnsi="Times New Roman" w:cs="Times New Roman"/>
+          <w:sz w:val="24"/>
+          <w:szCs w:val="24"/>
+        </w:rPr>
+        <w:t>("Contract Employee: " + name);</w:t>
+      </w:r>
+    </w:p>
+    <w:p>
+      <w:pPr>
+        <w:rPr>
+          <w:rFonts w:ascii="Times New Roman" w:hAnsi="Times New Roman" w:cs="Times New Roman"/>
+          <w:sz w:val="24"/>
+          <w:szCs w:val="24"/>
+        </w:rPr>
+      </w:pPr>
+      <w:r>
+        <w:rPr>
+          <w:rFonts w:ascii="Times New Roman" w:hAnsi="Times New Roman" w:cs="Times New Roman"/>
+          <w:sz w:val="24"/>
+          <w:szCs w:val="24"/>
+        </w:rPr>
+        <w:t xml:space="preserve">        </w:t>
+      </w:r>
+      <w:proofErr w:type="spellStart"/>
+      <w:r>
+        <w:rPr>
+          <w:rFonts w:ascii="Times New Roman" w:hAnsi="Times New Roman" w:cs="Times New Roman"/>
+          <w:sz w:val="24"/>
+          <w:szCs w:val="24"/>
+        </w:rPr>
+        <w:t>System.out.println</w:t>
+      </w:r>
+      <w:proofErr w:type="spellEnd"/>
+      <w:r>
+        <w:rPr>
+          <w:rFonts w:ascii="Times New Roman" w:hAnsi="Times New Roman" w:cs="Times New Roman"/>
+          <w:sz w:val="24"/>
+          <w:szCs w:val="24"/>
+        </w:rPr>
+        <w:t xml:space="preserve">("Total Salary: " + </w:t>
+      </w:r>
+      <w:proofErr w:type="spellStart"/>
+      <w:r>
+        <w:rPr>
+          <w:rFonts w:ascii="Times New Roman" w:hAnsi="Times New Roman" w:cs="Times New Roman"/>
+          <w:sz w:val="24"/>
+          <w:szCs w:val="24"/>
+        </w:rPr>
+        <w:t>baseSalary</w:t>
+      </w:r>
+      <w:proofErr w:type="spellEnd"/>
+      <w:r>
+        <w:rPr>
+          <w:rFonts w:ascii="Times New Roman" w:hAnsi="Times New Roman" w:cs="Times New Roman"/>
+          <w:sz w:val="24"/>
+          <w:szCs w:val="24"/>
+        </w:rPr>
+        <w:t>);</w:t>
       </w:r>
     </w:p>
     <w:p>
@@ -2641,24 +3397,78 @@
           <w:sz w:val="24"/>
           <w:szCs w:val="24"/>
         </w:rPr>
-        <w:t xml:space="preserve">    public static void main(String[] args) {</w:t>
-      </w:r>
-    </w:p>
-    <w:p>
-      <w:pPr>
-        <w:rPr>
-          <w:rFonts w:ascii="Times New Roman" w:hAnsi="Times New Roman" w:cs="Times New Roman"/>
-          <w:sz w:val="24"/>
-          <w:szCs w:val="24"/>
-        </w:rPr>
-      </w:pPr>
-      <w:r>
-        <w:rPr>
-          <w:rFonts w:ascii="Times New Roman" w:hAnsi="Times New Roman" w:cs="Times New Roman"/>
-          <w:sz w:val="24"/>
-          <w:szCs w:val="24"/>
-        </w:rPr>
-        <w:t xml:space="preserve">        Scanner sc = new Scanner(System.in);</w:t>
+        <w:t xml:space="preserve">    public static void main(String[] </w:t>
+      </w:r>
+      <w:proofErr w:type="spellStart"/>
+      <w:r>
+        <w:rPr>
+          <w:rFonts w:ascii="Times New Roman" w:hAnsi="Times New Roman" w:cs="Times New Roman"/>
+          <w:sz w:val="24"/>
+          <w:szCs w:val="24"/>
+        </w:rPr>
+        <w:t>args</w:t>
+      </w:r>
+      <w:proofErr w:type="spellEnd"/>
+      <w:r>
+        <w:rPr>
+          <w:rFonts w:ascii="Times New Roman" w:hAnsi="Times New Roman" w:cs="Times New Roman"/>
+          <w:sz w:val="24"/>
+          <w:szCs w:val="24"/>
+        </w:rPr>
+        <w:t>) {</w:t>
+      </w:r>
+    </w:p>
+    <w:p>
+      <w:pPr>
+        <w:rPr>
+          <w:rFonts w:ascii="Times New Roman" w:hAnsi="Times New Roman" w:cs="Times New Roman"/>
+          <w:sz w:val="24"/>
+          <w:szCs w:val="24"/>
+        </w:rPr>
+      </w:pPr>
+      <w:r>
+        <w:rPr>
+          <w:rFonts w:ascii="Times New Roman" w:hAnsi="Times New Roman" w:cs="Times New Roman"/>
+          <w:sz w:val="24"/>
+          <w:szCs w:val="24"/>
+        </w:rPr>
+        <w:t xml:space="preserve">        Scanner </w:t>
+      </w:r>
+      <w:proofErr w:type="spellStart"/>
+      <w:r>
+        <w:rPr>
+          <w:rFonts w:ascii="Times New Roman" w:hAnsi="Times New Roman" w:cs="Times New Roman"/>
+          <w:sz w:val="24"/>
+          <w:szCs w:val="24"/>
+        </w:rPr>
+        <w:t>sc</w:t>
+      </w:r>
+      <w:proofErr w:type="spellEnd"/>
+      <w:r>
+        <w:rPr>
+          <w:rFonts w:ascii="Times New Roman" w:hAnsi="Times New Roman" w:cs="Times New Roman"/>
+          <w:sz w:val="24"/>
+          <w:szCs w:val="24"/>
+        </w:rPr>
+        <w:t xml:space="preserve"> = new Scanner(</w:t>
+      </w:r>
+      <w:proofErr w:type="spellStart"/>
+      <w:r>
+        <w:rPr>
+          <w:rFonts w:ascii="Times New Roman" w:hAnsi="Times New Roman" w:cs="Times New Roman"/>
+          <w:sz w:val="24"/>
+          <w:szCs w:val="24"/>
+        </w:rPr>
+        <w:t>System.in</w:t>
+      </w:r>
+      <w:proofErr w:type="spellEnd"/>
+      <w:r>
+        <w:rPr>
+          <w:rFonts w:ascii="Times New Roman" w:hAnsi="Times New Roman" w:cs="Times New Roman"/>
+          <w:sz w:val="24"/>
+          <w:szCs w:val="24"/>
+        </w:rPr>
+        <w:t>);</w:t>
       </w:r>
     </w:p>
     <w:p>
@@ -2701,75 +3511,201 @@
           <w:sz w:val="24"/>
           <w:szCs w:val="24"/>
         </w:rPr>
-        <w:t xml:space="preserve">        System.out.print("Enter Regular Employee Name: ");</w:t>
-      </w:r>
-    </w:p>
-    <w:p>
-      <w:pPr>
-        <w:rPr>
-          <w:rFonts w:ascii="Times New Roman" w:hAnsi="Times New Roman" w:cs="Times New Roman"/>
-          <w:sz w:val="24"/>
-          <w:szCs w:val="24"/>
-        </w:rPr>
-      </w:pPr>
-      <w:r>
-        <w:rPr>
-          <w:rFonts w:ascii="Times New Roman" w:hAnsi="Times New Roman" w:cs="Times New Roman"/>
-          <w:sz w:val="24"/>
-          <w:szCs w:val="24"/>
-        </w:rPr>
-        <w:t xml:space="preserve">        String regName = sc.nextLine();</w:t>
-      </w:r>
-    </w:p>
-    <w:p>
-      <w:pPr>
-        <w:rPr>
-          <w:rFonts w:ascii="Times New Roman" w:hAnsi="Times New Roman" w:cs="Times New Roman"/>
-          <w:sz w:val="24"/>
-          <w:szCs w:val="24"/>
-        </w:rPr>
-      </w:pPr>
-      <w:r>
-        <w:rPr>
-          <w:rFonts w:ascii="Times New Roman" w:hAnsi="Times New Roman" w:cs="Times New Roman"/>
-          <w:sz w:val="24"/>
-          <w:szCs w:val="24"/>
-        </w:rPr>
-        <w:t xml:space="preserve">        System.out.print("Enter Base Salary: ");</w:t>
-      </w:r>
-    </w:p>
-    <w:p>
-      <w:pPr>
-        <w:rPr>
-          <w:rFonts w:ascii="Times New Roman" w:hAnsi="Times New Roman" w:cs="Times New Roman"/>
-          <w:sz w:val="24"/>
-          <w:szCs w:val="24"/>
-        </w:rPr>
-      </w:pPr>
-      <w:r>
-        <w:rPr>
-          <w:rFonts w:ascii="Times New Roman" w:hAnsi="Times New Roman" w:cs="Times New Roman"/>
-          <w:sz w:val="24"/>
-          <w:szCs w:val="24"/>
-        </w:rPr>
-        <w:t xml:space="preserve">        double regSalary = sc.nextDouble();</w:t>
-      </w:r>
-    </w:p>
-    <w:p>
-      <w:pPr>
-        <w:rPr>
-          <w:rFonts w:ascii="Times New Roman" w:hAnsi="Times New Roman" w:cs="Times New Roman"/>
-          <w:sz w:val="24"/>
-          <w:szCs w:val="24"/>
-        </w:rPr>
-      </w:pPr>
-      <w:r>
-        <w:rPr>
-          <w:rFonts w:ascii="Times New Roman" w:hAnsi="Times New Roman" w:cs="Times New Roman"/>
-          <w:sz w:val="24"/>
-          <w:szCs w:val="24"/>
-        </w:rPr>
-        <w:t xml:space="preserve">        sc.nextLine(); // Consume newline</w:t>
+        <w:t xml:space="preserve">        </w:t>
+      </w:r>
+      <w:proofErr w:type="spellStart"/>
+      <w:r>
+        <w:rPr>
+          <w:rFonts w:ascii="Times New Roman" w:hAnsi="Times New Roman" w:cs="Times New Roman"/>
+          <w:sz w:val="24"/>
+          <w:szCs w:val="24"/>
+        </w:rPr>
+        <w:t>System.out.print</w:t>
+      </w:r>
+      <w:proofErr w:type="spellEnd"/>
+      <w:r>
+        <w:rPr>
+          <w:rFonts w:ascii="Times New Roman" w:hAnsi="Times New Roman" w:cs="Times New Roman"/>
+          <w:sz w:val="24"/>
+          <w:szCs w:val="24"/>
+        </w:rPr>
+        <w:t>("Enter Regular Employee Name: ");</w:t>
+      </w:r>
+    </w:p>
+    <w:p>
+      <w:pPr>
+        <w:rPr>
+          <w:rFonts w:ascii="Times New Roman" w:hAnsi="Times New Roman" w:cs="Times New Roman"/>
+          <w:sz w:val="24"/>
+          <w:szCs w:val="24"/>
+        </w:rPr>
+      </w:pPr>
+      <w:r>
+        <w:rPr>
+          <w:rFonts w:ascii="Times New Roman" w:hAnsi="Times New Roman" w:cs="Times New Roman"/>
+          <w:sz w:val="24"/>
+          <w:szCs w:val="24"/>
+        </w:rPr>
+        <w:t xml:space="preserve">        String </w:t>
+      </w:r>
+      <w:proofErr w:type="spellStart"/>
+      <w:r>
+        <w:rPr>
+          <w:rFonts w:ascii="Times New Roman" w:hAnsi="Times New Roman" w:cs="Times New Roman"/>
+          <w:sz w:val="24"/>
+          <w:szCs w:val="24"/>
+        </w:rPr>
+        <w:t>regName</w:t>
+      </w:r>
+      <w:proofErr w:type="spellEnd"/>
+      <w:r>
+        <w:rPr>
+          <w:rFonts w:ascii="Times New Roman" w:hAnsi="Times New Roman" w:cs="Times New Roman"/>
+          <w:sz w:val="24"/>
+          <w:szCs w:val="24"/>
+        </w:rPr>
+        <w:t xml:space="preserve"> = </w:t>
+      </w:r>
+      <w:proofErr w:type="spellStart"/>
+      <w:r>
+        <w:rPr>
+          <w:rFonts w:ascii="Times New Roman" w:hAnsi="Times New Roman" w:cs="Times New Roman"/>
+          <w:sz w:val="24"/>
+          <w:szCs w:val="24"/>
+        </w:rPr>
+        <w:t>sc.nextLine</w:t>
+      </w:r>
+      <w:proofErr w:type="spellEnd"/>
+      <w:r>
+        <w:rPr>
+          <w:rFonts w:ascii="Times New Roman" w:hAnsi="Times New Roman" w:cs="Times New Roman"/>
+          <w:sz w:val="24"/>
+          <w:szCs w:val="24"/>
+        </w:rPr>
+        <w:t>();</w:t>
+      </w:r>
+    </w:p>
+    <w:p>
+      <w:pPr>
+        <w:rPr>
+          <w:rFonts w:ascii="Times New Roman" w:hAnsi="Times New Roman" w:cs="Times New Roman"/>
+          <w:sz w:val="24"/>
+          <w:szCs w:val="24"/>
+        </w:rPr>
+      </w:pPr>
+      <w:r>
+        <w:rPr>
+          <w:rFonts w:ascii="Times New Roman" w:hAnsi="Times New Roman" w:cs="Times New Roman"/>
+          <w:sz w:val="24"/>
+          <w:szCs w:val="24"/>
+        </w:rPr>
+        <w:t xml:space="preserve">        </w:t>
+      </w:r>
+      <w:proofErr w:type="spellStart"/>
+      <w:r>
+        <w:rPr>
+          <w:rFonts w:ascii="Times New Roman" w:hAnsi="Times New Roman" w:cs="Times New Roman"/>
+          <w:sz w:val="24"/>
+          <w:szCs w:val="24"/>
+        </w:rPr>
+        <w:t>System.out.print</w:t>
+      </w:r>
+      <w:proofErr w:type="spellEnd"/>
+      <w:r>
+        <w:rPr>
+          <w:rFonts w:ascii="Times New Roman" w:hAnsi="Times New Roman" w:cs="Times New Roman"/>
+          <w:sz w:val="24"/>
+          <w:szCs w:val="24"/>
+        </w:rPr>
+        <w:t>("Enter Base Salary: ");</w:t>
+      </w:r>
+    </w:p>
+    <w:p>
+      <w:pPr>
+        <w:rPr>
+          <w:rFonts w:ascii="Times New Roman" w:hAnsi="Times New Roman" w:cs="Times New Roman"/>
+          <w:sz w:val="24"/>
+          <w:szCs w:val="24"/>
+        </w:rPr>
+      </w:pPr>
+      <w:r>
+        <w:rPr>
+          <w:rFonts w:ascii="Times New Roman" w:hAnsi="Times New Roman" w:cs="Times New Roman"/>
+          <w:sz w:val="24"/>
+          <w:szCs w:val="24"/>
+        </w:rPr>
+        <w:t xml:space="preserve">        double </w:t>
+      </w:r>
+      <w:proofErr w:type="spellStart"/>
+      <w:r>
+        <w:rPr>
+          <w:rFonts w:ascii="Times New Roman" w:hAnsi="Times New Roman" w:cs="Times New Roman"/>
+          <w:sz w:val="24"/>
+          <w:szCs w:val="24"/>
+        </w:rPr>
+        <w:t>regSalary</w:t>
+      </w:r>
+      <w:proofErr w:type="spellEnd"/>
+      <w:r>
+        <w:rPr>
+          <w:rFonts w:ascii="Times New Roman" w:hAnsi="Times New Roman" w:cs="Times New Roman"/>
+          <w:sz w:val="24"/>
+          <w:szCs w:val="24"/>
+        </w:rPr>
+        <w:t xml:space="preserve"> = </w:t>
+      </w:r>
+      <w:proofErr w:type="spellStart"/>
+      <w:r>
+        <w:rPr>
+          <w:rFonts w:ascii="Times New Roman" w:hAnsi="Times New Roman" w:cs="Times New Roman"/>
+          <w:sz w:val="24"/>
+          <w:szCs w:val="24"/>
+        </w:rPr>
+        <w:t>sc.nextDouble</w:t>
+      </w:r>
+      <w:proofErr w:type="spellEnd"/>
+      <w:r>
+        <w:rPr>
+          <w:rFonts w:ascii="Times New Roman" w:hAnsi="Times New Roman" w:cs="Times New Roman"/>
+          <w:sz w:val="24"/>
+          <w:szCs w:val="24"/>
+        </w:rPr>
+        <w:t>();</w:t>
+      </w:r>
+    </w:p>
+    <w:p>
+      <w:pPr>
+        <w:rPr>
+          <w:rFonts w:ascii="Times New Roman" w:hAnsi="Times New Roman" w:cs="Times New Roman"/>
+          <w:sz w:val="24"/>
+          <w:szCs w:val="24"/>
+        </w:rPr>
+      </w:pPr>
+      <w:r>
+        <w:rPr>
+          <w:rFonts w:ascii="Times New Roman" w:hAnsi="Times New Roman" w:cs="Times New Roman"/>
+          <w:sz w:val="24"/>
+          <w:szCs w:val="24"/>
+        </w:rPr>
+        <w:t xml:space="preserve">        </w:t>
+      </w:r>
+      <w:proofErr w:type="spellStart"/>
+      <w:r>
+        <w:rPr>
+          <w:rFonts w:ascii="Times New Roman" w:hAnsi="Times New Roman" w:cs="Times New Roman"/>
+          <w:sz w:val="24"/>
+          <w:szCs w:val="24"/>
+        </w:rPr>
+        <w:t>sc.nextLine</w:t>
+      </w:r>
+      <w:proofErr w:type="spellEnd"/>
+      <w:r>
+        <w:rPr>
+          <w:rFonts w:ascii="Times New Roman" w:hAnsi="Times New Roman" w:cs="Times New Roman"/>
+          <w:sz w:val="24"/>
+          <w:szCs w:val="24"/>
+        </w:rPr>
+        <w:t>(); // Consume newline</w:t>
       </w:r>
     </w:p>
     <w:p>
@@ -2812,58 +3748,166 @@
           <w:sz w:val="24"/>
           <w:szCs w:val="24"/>
         </w:rPr>
-        <w:t xml:space="preserve">        System.out.print("Enter Contract Employee Name: ");</w:t>
-      </w:r>
-    </w:p>
-    <w:p>
-      <w:pPr>
-        <w:rPr>
-          <w:rFonts w:ascii="Times New Roman" w:hAnsi="Times New Roman" w:cs="Times New Roman"/>
-          <w:sz w:val="24"/>
-          <w:szCs w:val="24"/>
-        </w:rPr>
-      </w:pPr>
-      <w:r>
-        <w:rPr>
-          <w:rFonts w:ascii="Times New Roman" w:hAnsi="Times New Roman" w:cs="Times New Roman"/>
-          <w:sz w:val="24"/>
-          <w:szCs w:val="24"/>
-        </w:rPr>
-        <w:t xml:space="preserve">        String conName = sc.nextLine();</w:t>
-      </w:r>
-    </w:p>
-    <w:p>
-      <w:pPr>
-        <w:rPr>
-          <w:rFonts w:ascii="Times New Roman" w:hAnsi="Times New Roman" w:cs="Times New Roman"/>
-          <w:sz w:val="24"/>
-          <w:szCs w:val="24"/>
-        </w:rPr>
-      </w:pPr>
-      <w:r>
-        <w:rPr>
-          <w:rFonts w:ascii="Times New Roman" w:hAnsi="Times New Roman" w:cs="Times New Roman"/>
-          <w:sz w:val="24"/>
-          <w:szCs w:val="24"/>
-        </w:rPr>
-        <w:t xml:space="preserve">        System.out.print("Enter Base Salary: ");</w:t>
-      </w:r>
-    </w:p>
-    <w:p>
-      <w:pPr>
-        <w:rPr>
-          <w:rFonts w:ascii="Times New Roman" w:hAnsi="Times New Roman" w:cs="Times New Roman"/>
-          <w:sz w:val="24"/>
-          <w:szCs w:val="24"/>
-        </w:rPr>
-      </w:pPr>
-      <w:r>
-        <w:rPr>
-          <w:rFonts w:ascii="Times New Roman" w:hAnsi="Times New Roman" w:cs="Times New Roman"/>
-          <w:sz w:val="24"/>
-          <w:szCs w:val="24"/>
-        </w:rPr>
-        <w:t xml:space="preserve">        double conSalary = sc.nextDouble();</w:t>
+        <w:t xml:space="preserve">        </w:t>
+      </w:r>
+      <w:proofErr w:type="spellStart"/>
+      <w:r>
+        <w:rPr>
+          <w:rFonts w:ascii="Times New Roman" w:hAnsi="Times New Roman" w:cs="Times New Roman"/>
+          <w:sz w:val="24"/>
+          <w:szCs w:val="24"/>
+        </w:rPr>
+        <w:t>System.out.print</w:t>
+      </w:r>
+      <w:proofErr w:type="spellEnd"/>
+      <w:r>
+        <w:rPr>
+          <w:rFonts w:ascii="Times New Roman" w:hAnsi="Times New Roman" w:cs="Times New Roman"/>
+          <w:sz w:val="24"/>
+          <w:szCs w:val="24"/>
+        </w:rPr>
+        <w:t>("Enter Contract Employee Name: ");</w:t>
+      </w:r>
+    </w:p>
+    <w:p>
+      <w:pPr>
+        <w:rPr>
+          <w:rFonts w:ascii="Times New Roman" w:hAnsi="Times New Roman" w:cs="Times New Roman"/>
+          <w:sz w:val="24"/>
+          <w:szCs w:val="24"/>
+        </w:rPr>
+      </w:pPr>
+      <w:r>
+        <w:rPr>
+          <w:rFonts w:ascii="Times New Roman" w:hAnsi="Times New Roman" w:cs="Times New Roman"/>
+          <w:sz w:val="24"/>
+          <w:szCs w:val="24"/>
+        </w:rPr>
+        <w:t xml:space="preserve">        String </w:t>
+      </w:r>
+      <w:proofErr w:type="spellStart"/>
+      <w:r>
+        <w:rPr>
+          <w:rFonts w:ascii="Times New Roman" w:hAnsi="Times New Roman" w:cs="Times New Roman"/>
+          <w:sz w:val="24"/>
+          <w:szCs w:val="24"/>
+        </w:rPr>
+        <w:t>conName</w:t>
+      </w:r>
+      <w:proofErr w:type="spellEnd"/>
+      <w:r>
+        <w:rPr>
+          <w:rFonts w:ascii="Times New Roman" w:hAnsi="Times New Roman" w:cs="Times New Roman"/>
+          <w:sz w:val="24"/>
+          <w:szCs w:val="24"/>
+        </w:rPr>
+        <w:t xml:space="preserve"> = </w:t>
+      </w:r>
+      <w:proofErr w:type="spellStart"/>
+      <w:r>
+        <w:rPr>
+          <w:rFonts w:ascii="Times New Roman" w:hAnsi="Times New Roman" w:cs="Times New Roman"/>
+          <w:sz w:val="24"/>
+          <w:szCs w:val="24"/>
+        </w:rPr>
+        <w:t>sc.nextLine</w:t>
+      </w:r>
+      <w:proofErr w:type="spellEnd"/>
+      <w:r>
+        <w:rPr>
+          <w:rFonts w:ascii="Times New Roman" w:hAnsi="Times New Roman" w:cs="Times New Roman"/>
+          <w:sz w:val="24"/>
+          <w:szCs w:val="24"/>
+        </w:rPr>
+        <w:t>();</w:t>
+      </w:r>
+    </w:p>
+    <w:p>
+      <w:pPr>
+        <w:rPr>
+          <w:rFonts w:ascii="Times New Roman" w:hAnsi="Times New Roman" w:cs="Times New Roman"/>
+          <w:sz w:val="24"/>
+          <w:szCs w:val="24"/>
+        </w:rPr>
+      </w:pPr>
+      <w:r>
+        <w:rPr>
+          <w:rFonts w:ascii="Times New Roman" w:hAnsi="Times New Roman" w:cs="Times New Roman"/>
+          <w:sz w:val="24"/>
+          <w:szCs w:val="24"/>
+        </w:rPr>
+        <w:t xml:space="preserve">        </w:t>
+      </w:r>
+      <w:proofErr w:type="spellStart"/>
+      <w:r>
+        <w:rPr>
+          <w:rFonts w:ascii="Times New Roman" w:hAnsi="Times New Roman" w:cs="Times New Roman"/>
+          <w:sz w:val="24"/>
+          <w:szCs w:val="24"/>
+        </w:rPr>
+        <w:t>System.out.print</w:t>
+      </w:r>
+      <w:proofErr w:type="spellEnd"/>
+      <w:r>
+        <w:rPr>
+          <w:rFonts w:ascii="Times New Roman" w:hAnsi="Times New Roman" w:cs="Times New Roman"/>
+          <w:sz w:val="24"/>
+          <w:szCs w:val="24"/>
+        </w:rPr>
+        <w:t>("Enter Base Salary: ");</w:t>
+      </w:r>
+    </w:p>
+    <w:p>
+      <w:pPr>
+        <w:rPr>
+          <w:rFonts w:ascii="Times New Roman" w:hAnsi="Times New Roman" w:cs="Times New Roman"/>
+          <w:sz w:val="24"/>
+          <w:szCs w:val="24"/>
+        </w:rPr>
+      </w:pPr>
+      <w:r>
+        <w:rPr>
+          <w:rFonts w:ascii="Times New Roman" w:hAnsi="Times New Roman" w:cs="Times New Roman"/>
+          <w:sz w:val="24"/>
+          <w:szCs w:val="24"/>
+        </w:rPr>
+        <w:t xml:space="preserve">        double </w:t>
+      </w:r>
+      <w:proofErr w:type="spellStart"/>
+      <w:r>
+        <w:rPr>
+          <w:rFonts w:ascii="Times New Roman" w:hAnsi="Times New Roman" w:cs="Times New Roman"/>
+          <w:sz w:val="24"/>
+          <w:szCs w:val="24"/>
+        </w:rPr>
+        <w:t>conSalary</w:t>
+      </w:r>
+      <w:proofErr w:type="spellEnd"/>
+      <w:r>
+        <w:rPr>
+          <w:rFonts w:ascii="Times New Roman" w:hAnsi="Times New Roman" w:cs="Times New Roman"/>
+          <w:sz w:val="24"/>
+          <w:szCs w:val="24"/>
+        </w:rPr>
+        <w:t xml:space="preserve"> = </w:t>
+      </w:r>
+      <w:proofErr w:type="spellStart"/>
+      <w:r>
+        <w:rPr>
+          <w:rFonts w:ascii="Times New Roman" w:hAnsi="Times New Roman" w:cs="Times New Roman"/>
+          <w:sz w:val="24"/>
+          <w:szCs w:val="24"/>
+        </w:rPr>
+        <w:t>sc.nextDouble</w:t>
+      </w:r>
+      <w:proofErr w:type="spellEnd"/>
+      <w:r>
+        <w:rPr>
+          <w:rFonts w:ascii="Times New Roman" w:hAnsi="Times New Roman" w:cs="Times New Roman"/>
+          <w:sz w:val="24"/>
+          <w:szCs w:val="24"/>
+        </w:rPr>
+        <w:t>();</w:t>
       </w:r>
     </w:p>
     <w:p>
@@ -2906,127 +3950,253 @@
           <w:sz w:val="24"/>
           <w:szCs w:val="24"/>
         </w:rPr>
-        <w:t xml:space="preserve">        Employee e1 = new RegularEmployee();</w:t>
-      </w:r>
-    </w:p>
-    <w:p>
-      <w:pPr>
-        <w:rPr>
-          <w:rFonts w:ascii="Times New Roman" w:hAnsi="Times New Roman" w:cs="Times New Roman"/>
-          <w:sz w:val="24"/>
-          <w:szCs w:val="24"/>
-        </w:rPr>
-      </w:pPr>
-      <w:r>
-        <w:rPr>
-          <w:rFonts w:ascii="Times New Roman" w:hAnsi="Times New Roman" w:cs="Times New Roman"/>
-          <w:sz w:val="24"/>
-          <w:szCs w:val="24"/>
-        </w:rPr>
-        <w:t xml:space="preserve">        e1.name = regName;</w:t>
-      </w:r>
-    </w:p>
-    <w:p>
-      <w:pPr>
-        <w:rPr>
-          <w:rFonts w:ascii="Times New Roman" w:hAnsi="Times New Roman" w:cs="Times New Roman"/>
-          <w:sz w:val="24"/>
-          <w:szCs w:val="24"/>
-        </w:rPr>
-      </w:pPr>
-      <w:r>
-        <w:rPr>
-          <w:rFonts w:ascii="Times New Roman" w:hAnsi="Times New Roman" w:cs="Times New Roman"/>
-          <w:sz w:val="24"/>
-          <w:szCs w:val="24"/>
-        </w:rPr>
-        <w:t xml:space="preserve">        e1.baseSalary = regSalary;</w:t>
-      </w:r>
-    </w:p>
-    <w:p>
-      <w:pPr>
-        <w:rPr>
-          <w:rFonts w:ascii="Times New Roman" w:hAnsi="Times New Roman" w:cs="Times New Roman"/>
-          <w:sz w:val="24"/>
-          <w:szCs w:val="24"/>
-        </w:rPr>
-      </w:pPr>
-    </w:p>
-    <w:p>
-      <w:pPr>
-        <w:rPr>
-          <w:rFonts w:ascii="Times New Roman" w:hAnsi="Times New Roman" w:cs="Times New Roman"/>
-          <w:sz w:val="24"/>
-          <w:szCs w:val="24"/>
-        </w:rPr>
-      </w:pPr>
-      <w:r>
-        <w:rPr>
-          <w:rFonts w:ascii="Times New Roman" w:hAnsi="Times New Roman" w:cs="Times New Roman"/>
-          <w:sz w:val="24"/>
-          <w:szCs w:val="24"/>
-        </w:rPr>
-        <w:t xml:space="preserve">        Employee e2 = new ContractEmployee();</w:t>
-      </w:r>
-    </w:p>
-    <w:p>
-      <w:pPr>
-        <w:rPr>
-          <w:rFonts w:ascii="Times New Roman" w:hAnsi="Times New Roman" w:cs="Times New Roman"/>
-          <w:sz w:val="24"/>
-          <w:szCs w:val="24"/>
-        </w:rPr>
-      </w:pPr>
-      <w:r>
-        <w:rPr>
-          <w:rFonts w:ascii="Times New Roman" w:hAnsi="Times New Roman" w:cs="Times New Roman"/>
-          <w:sz w:val="24"/>
-          <w:szCs w:val="24"/>
-        </w:rPr>
-        <w:t xml:space="preserve">        e2.name = conName;</w:t>
-      </w:r>
-    </w:p>
-    <w:p>
-      <w:pPr>
-        <w:rPr>
-          <w:rFonts w:ascii="Times New Roman" w:hAnsi="Times New Roman" w:cs="Times New Roman"/>
-          <w:sz w:val="24"/>
-          <w:szCs w:val="24"/>
-        </w:rPr>
-      </w:pPr>
-      <w:r>
-        <w:rPr>
-          <w:rFonts w:ascii="Times New Roman" w:hAnsi="Times New Roman" w:cs="Times New Roman"/>
-          <w:sz w:val="24"/>
-          <w:szCs w:val="24"/>
-        </w:rPr>
-        <w:t xml:space="preserve">        e2.baseSalary = conSalary;</w:t>
-      </w:r>
-    </w:p>
-    <w:p>
-      <w:pPr>
-        <w:rPr>
-          <w:rFonts w:ascii="Times New Roman" w:hAnsi="Times New Roman" w:cs="Times New Roman"/>
-          <w:sz w:val="24"/>
-          <w:szCs w:val="24"/>
-        </w:rPr>
-      </w:pPr>
-    </w:p>
-    <w:p>
-      <w:pPr>
-        <w:rPr>
-          <w:rFonts w:ascii="Times New Roman" w:hAnsi="Times New Roman" w:cs="Times New Roman"/>
-          <w:sz w:val="24"/>
-          <w:szCs w:val="24"/>
-        </w:rPr>
-      </w:pPr>
-      <w:r>
-        <w:rPr>
-          <w:rFonts w:ascii="Times New Roman" w:hAnsi="Times New Roman" w:cs="Times New Roman"/>
-          <w:sz w:val="24"/>
-          <w:szCs w:val="24"/>
-        </w:rPr>
-        <w:t xml:space="preserve">        System.out.println("\n--- Salary Details ---");</w:t>
+        <w:t xml:space="preserve">        Employee e1 = new </w:t>
+      </w:r>
+      <w:proofErr w:type="spellStart"/>
+      <w:r>
+        <w:rPr>
+          <w:rFonts w:ascii="Times New Roman" w:hAnsi="Times New Roman" w:cs="Times New Roman"/>
+          <w:sz w:val="24"/>
+          <w:szCs w:val="24"/>
+        </w:rPr>
+        <w:t>RegularEmployee</w:t>
+      </w:r>
+      <w:proofErr w:type="spellEnd"/>
+      <w:r>
+        <w:rPr>
+          <w:rFonts w:ascii="Times New Roman" w:hAnsi="Times New Roman" w:cs="Times New Roman"/>
+          <w:sz w:val="24"/>
+          <w:szCs w:val="24"/>
+        </w:rPr>
+        <w:t>();</w:t>
+      </w:r>
+    </w:p>
+    <w:p>
+      <w:pPr>
+        <w:rPr>
+          <w:rFonts w:ascii="Times New Roman" w:hAnsi="Times New Roman" w:cs="Times New Roman"/>
+          <w:sz w:val="24"/>
+          <w:szCs w:val="24"/>
+        </w:rPr>
+      </w:pPr>
+      <w:r>
+        <w:rPr>
+          <w:rFonts w:ascii="Times New Roman" w:hAnsi="Times New Roman" w:cs="Times New Roman"/>
+          <w:sz w:val="24"/>
+          <w:szCs w:val="24"/>
+        </w:rPr>
+        <w:t xml:space="preserve">        e1.name = </w:t>
+      </w:r>
+      <w:proofErr w:type="spellStart"/>
+      <w:r>
+        <w:rPr>
+          <w:rFonts w:ascii="Times New Roman" w:hAnsi="Times New Roman" w:cs="Times New Roman"/>
+          <w:sz w:val="24"/>
+          <w:szCs w:val="24"/>
+        </w:rPr>
+        <w:t>regName</w:t>
+      </w:r>
+      <w:proofErr w:type="spellEnd"/>
+      <w:r>
+        <w:rPr>
+          <w:rFonts w:ascii="Times New Roman" w:hAnsi="Times New Roman" w:cs="Times New Roman"/>
+          <w:sz w:val="24"/>
+          <w:szCs w:val="24"/>
+        </w:rPr>
+        <w:t>;</w:t>
+      </w:r>
+    </w:p>
+    <w:p>
+      <w:pPr>
+        <w:rPr>
+          <w:rFonts w:ascii="Times New Roman" w:hAnsi="Times New Roman" w:cs="Times New Roman"/>
+          <w:sz w:val="24"/>
+          <w:szCs w:val="24"/>
+        </w:rPr>
+      </w:pPr>
+      <w:r>
+        <w:rPr>
+          <w:rFonts w:ascii="Times New Roman" w:hAnsi="Times New Roman" w:cs="Times New Roman"/>
+          <w:sz w:val="24"/>
+          <w:szCs w:val="24"/>
+        </w:rPr>
+        <w:t xml:space="preserve">        e1.baseSalary = </w:t>
+      </w:r>
+      <w:proofErr w:type="spellStart"/>
+      <w:r>
+        <w:rPr>
+          <w:rFonts w:ascii="Times New Roman" w:hAnsi="Times New Roman" w:cs="Times New Roman"/>
+          <w:sz w:val="24"/>
+          <w:szCs w:val="24"/>
+        </w:rPr>
+        <w:t>regSalary</w:t>
+      </w:r>
+      <w:proofErr w:type="spellEnd"/>
+      <w:r>
+        <w:rPr>
+          <w:rFonts w:ascii="Times New Roman" w:hAnsi="Times New Roman" w:cs="Times New Roman"/>
+          <w:sz w:val="24"/>
+          <w:szCs w:val="24"/>
+        </w:rPr>
+        <w:t>;</w:t>
+      </w:r>
+    </w:p>
+    <w:p>
+      <w:pPr>
+        <w:rPr>
+          <w:rFonts w:ascii="Times New Roman" w:hAnsi="Times New Roman" w:cs="Times New Roman"/>
+          <w:sz w:val="24"/>
+          <w:szCs w:val="24"/>
+        </w:rPr>
+      </w:pPr>
+    </w:p>
+    <w:p>
+      <w:pPr>
+        <w:rPr>
+          <w:rFonts w:ascii="Times New Roman" w:hAnsi="Times New Roman" w:cs="Times New Roman"/>
+          <w:sz w:val="24"/>
+          <w:szCs w:val="24"/>
+        </w:rPr>
+      </w:pPr>
+      <w:r>
+        <w:rPr>
+          <w:rFonts w:ascii="Times New Roman" w:hAnsi="Times New Roman" w:cs="Times New Roman"/>
+          <w:sz w:val="24"/>
+          <w:szCs w:val="24"/>
+        </w:rPr>
+        <w:t xml:space="preserve">        Employee e2 = new </w:t>
+      </w:r>
+      <w:proofErr w:type="spellStart"/>
+      <w:r>
+        <w:rPr>
+          <w:rFonts w:ascii="Times New Roman" w:hAnsi="Times New Roman" w:cs="Times New Roman"/>
+          <w:sz w:val="24"/>
+          <w:szCs w:val="24"/>
+        </w:rPr>
+        <w:t>ContractEmployee</w:t>
+      </w:r>
+      <w:proofErr w:type="spellEnd"/>
+      <w:r>
+        <w:rPr>
+          <w:rFonts w:ascii="Times New Roman" w:hAnsi="Times New Roman" w:cs="Times New Roman"/>
+          <w:sz w:val="24"/>
+          <w:szCs w:val="24"/>
+        </w:rPr>
+        <w:t>();</w:t>
+      </w:r>
+    </w:p>
+    <w:p>
+      <w:pPr>
+        <w:rPr>
+          <w:rFonts w:ascii="Times New Roman" w:hAnsi="Times New Roman" w:cs="Times New Roman"/>
+          <w:sz w:val="24"/>
+          <w:szCs w:val="24"/>
+        </w:rPr>
+      </w:pPr>
+      <w:r>
+        <w:rPr>
+          <w:rFonts w:ascii="Times New Roman" w:hAnsi="Times New Roman" w:cs="Times New Roman"/>
+          <w:sz w:val="24"/>
+          <w:szCs w:val="24"/>
+        </w:rPr>
+        <w:t xml:space="preserve">        e2.name = </w:t>
+      </w:r>
+      <w:proofErr w:type="spellStart"/>
+      <w:r>
+        <w:rPr>
+          <w:rFonts w:ascii="Times New Roman" w:hAnsi="Times New Roman" w:cs="Times New Roman"/>
+          <w:sz w:val="24"/>
+          <w:szCs w:val="24"/>
+        </w:rPr>
+        <w:t>conName</w:t>
+      </w:r>
+      <w:proofErr w:type="spellEnd"/>
+      <w:r>
+        <w:rPr>
+          <w:rFonts w:ascii="Times New Roman" w:hAnsi="Times New Roman" w:cs="Times New Roman"/>
+          <w:sz w:val="24"/>
+          <w:szCs w:val="24"/>
+        </w:rPr>
+        <w:t>;</w:t>
+      </w:r>
+    </w:p>
+    <w:p>
+      <w:pPr>
+        <w:rPr>
+          <w:rFonts w:ascii="Times New Roman" w:hAnsi="Times New Roman" w:cs="Times New Roman"/>
+          <w:sz w:val="24"/>
+          <w:szCs w:val="24"/>
+        </w:rPr>
+      </w:pPr>
+      <w:r>
+        <w:rPr>
+          <w:rFonts w:ascii="Times New Roman" w:hAnsi="Times New Roman" w:cs="Times New Roman"/>
+          <w:sz w:val="24"/>
+          <w:szCs w:val="24"/>
+        </w:rPr>
+        <w:t xml:space="preserve">        e2.baseSalary = </w:t>
+      </w:r>
+      <w:proofErr w:type="spellStart"/>
+      <w:r>
+        <w:rPr>
+          <w:rFonts w:ascii="Times New Roman" w:hAnsi="Times New Roman" w:cs="Times New Roman"/>
+          <w:sz w:val="24"/>
+          <w:szCs w:val="24"/>
+        </w:rPr>
+        <w:t>conSalary</w:t>
+      </w:r>
+      <w:proofErr w:type="spellEnd"/>
+      <w:r>
+        <w:rPr>
+          <w:rFonts w:ascii="Times New Roman" w:hAnsi="Times New Roman" w:cs="Times New Roman"/>
+          <w:sz w:val="24"/>
+          <w:szCs w:val="24"/>
+        </w:rPr>
+        <w:t>;</w:t>
+      </w:r>
+    </w:p>
+    <w:p>
+      <w:pPr>
+        <w:rPr>
+          <w:rFonts w:ascii="Times New Roman" w:hAnsi="Times New Roman" w:cs="Times New Roman"/>
+          <w:sz w:val="24"/>
+          <w:szCs w:val="24"/>
+        </w:rPr>
+      </w:pPr>
+    </w:p>
+    <w:p>
+      <w:pPr>
+        <w:rPr>
+          <w:rFonts w:ascii="Times New Roman" w:hAnsi="Times New Roman" w:cs="Times New Roman"/>
+          <w:sz w:val="24"/>
+          <w:szCs w:val="24"/>
+        </w:rPr>
+      </w:pPr>
+      <w:r>
+        <w:rPr>
+          <w:rFonts w:ascii="Times New Roman" w:hAnsi="Times New Roman" w:cs="Times New Roman"/>
+          <w:sz w:val="24"/>
+          <w:szCs w:val="24"/>
+        </w:rPr>
+        <w:t xml:space="preserve">        </w:t>
+      </w:r>
+      <w:proofErr w:type="spellStart"/>
+      <w:r>
+        <w:rPr>
+          <w:rFonts w:ascii="Times New Roman" w:hAnsi="Times New Roman" w:cs="Times New Roman"/>
+          <w:sz w:val="24"/>
+          <w:szCs w:val="24"/>
+        </w:rPr>
+        <w:t>System.out.println</w:t>
+      </w:r>
+      <w:proofErr w:type="spellEnd"/>
+      <w:r>
+        <w:rPr>
+          <w:rFonts w:ascii="Times New Roman" w:hAnsi="Times New Roman" w:cs="Times New Roman"/>
+          <w:sz w:val="24"/>
+          <w:szCs w:val="24"/>
+        </w:rPr>
+        <w:t>("\n--- Salary Details ---");</w:t>
       </w:r>
     </w:p>
     <w:p>
@@ -3060,7 +4230,25 @@
           <w:sz w:val="24"/>
           <w:szCs w:val="24"/>
         </w:rPr>
-        <w:t xml:space="preserve">        System.out.println();</w:t>
+        <w:t xml:space="preserve">        </w:t>
+      </w:r>
+      <w:proofErr w:type="spellStart"/>
+      <w:r>
+        <w:rPr>
+          <w:rFonts w:ascii="Times New Roman" w:hAnsi="Times New Roman" w:cs="Times New Roman"/>
+          <w:sz w:val="24"/>
+          <w:szCs w:val="24"/>
+        </w:rPr>
+        <w:t>System.out.println</w:t>
+      </w:r>
+      <w:proofErr w:type="spellEnd"/>
+      <w:r>
+        <w:rPr>
+          <w:rFonts w:ascii="Times New Roman" w:hAnsi="Times New Roman" w:cs="Times New Roman"/>
+          <w:sz w:val="24"/>
+          <w:szCs w:val="24"/>
+        </w:rPr>
+        <w:t>();</w:t>
       </w:r>
     </w:p>
     <w:p>
@@ -3103,7 +4291,25 @@
           <w:sz w:val="24"/>
           <w:szCs w:val="24"/>
         </w:rPr>
-        <w:t xml:space="preserve">        sc.close();</w:t>
+        <w:t xml:space="preserve">        </w:t>
+      </w:r>
+      <w:proofErr w:type="spellStart"/>
+      <w:r>
+        <w:rPr>
+          <w:rFonts w:ascii="Times New Roman" w:hAnsi="Times New Roman" w:cs="Times New Roman"/>
+          <w:sz w:val="24"/>
+          <w:szCs w:val="24"/>
+        </w:rPr>
+        <w:t>sc.close</w:t>
+      </w:r>
+      <w:proofErr w:type="spellEnd"/>
+      <w:r>
+        <w:rPr>
+          <w:rFonts w:ascii="Times New Roman" w:hAnsi="Times New Roman" w:cs="Times New Roman"/>
+          <w:sz w:val="24"/>
+          <w:szCs w:val="24"/>
+        </w:rPr>
+        <w:t>();</w:t>
       </w:r>
     </w:p>
     <w:p>
@@ -3279,8 +4485,18 @@
           <w:sz w:val="24"/>
           <w:szCs w:val="24"/>
         </w:rPr>
-        <w:t>Regular Employee: Anitha</w:t>
-      </w:r>
+        <w:t xml:space="preserve">Regular Employee: </w:t>
+      </w:r>
+      <w:proofErr w:type="spellStart"/>
+      <w:r>
+        <w:rPr>
+          <w:rFonts w:ascii="Times New Roman" w:hAnsi="Times New Roman" w:cs="Times New Roman"/>
+          <w:sz w:val="24"/>
+          <w:szCs w:val="24"/>
+        </w:rPr>
+        <w:t>Anitha</w:t>
+      </w:r>
+      <w:proofErr w:type="spellEnd"/>
     </w:p>
     <w:p>
       <w:pPr>
@@ -3627,7 +4843,79 @@
           <w:sz w:val="24"/>
           <w:szCs w:val="24"/>
         </w:rPr>
-        <w:t>se an abstract class BankAccount with an abstract method calculateInterest() and implement it in SavingsAccount and CurrentAccount classes.</w:t>
+        <w:t xml:space="preserve">se an abstract class </w:t>
+      </w:r>
+      <w:proofErr w:type="spellStart"/>
+      <w:r>
+        <w:rPr>
+          <w:rFonts w:ascii="Times New Roman" w:hAnsi="Times New Roman" w:cs="Times New Roman"/>
+          <w:sz w:val="24"/>
+          <w:szCs w:val="24"/>
+        </w:rPr>
+        <w:t>BankAccount</w:t>
+      </w:r>
+      <w:proofErr w:type="spellEnd"/>
+      <w:r>
+        <w:rPr>
+          <w:rFonts w:ascii="Times New Roman" w:hAnsi="Times New Roman" w:cs="Times New Roman"/>
+          <w:sz w:val="24"/>
+          <w:szCs w:val="24"/>
+        </w:rPr>
+        <w:t xml:space="preserve"> with an abstract method </w:t>
+      </w:r>
+      <w:proofErr w:type="spellStart"/>
+      <w:r>
+        <w:rPr>
+          <w:rFonts w:ascii="Times New Roman" w:hAnsi="Times New Roman" w:cs="Times New Roman"/>
+          <w:sz w:val="24"/>
+          <w:szCs w:val="24"/>
+        </w:rPr>
+        <w:t>calculateInterest</w:t>
+      </w:r>
+      <w:proofErr w:type="spellEnd"/>
+      <w:r>
+        <w:rPr>
+          <w:rFonts w:ascii="Times New Roman" w:hAnsi="Times New Roman" w:cs="Times New Roman"/>
+          <w:sz w:val="24"/>
+          <w:szCs w:val="24"/>
+        </w:rPr>
+        <w:t xml:space="preserve">() and implement it in </w:t>
+      </w:r>
+      <w:proofErr w:type="spellStart"/>
+      <w:r>
+        <w:rPr>
+          <w:rFonts w:ascii="Times New Roman" w:hAnsi="Times New Roman" w:cs="Times New Roman"/>
+          <w:sz w:val="24"/>
+          <w:szCs w:val="24"/>
+        </w:rPr>
+        <w:t>SavingsAccount</w:t>
+      </w:r>
+      <w:proofErr w:type="spellEnd"/>
+      <w:r>
+        <w:rPr>
+          <w:rFonts w:ascii="Times New Roman" w:hAnsi="Times New Roman" w:cs="Times New Roman"/>
+          <w:sz w:val="24"/>
+          <w:szCs w:val="24"/>
+        </w:rPr>
+        <w:t xml:space="preserve"> and </w:t>
+      </w:r>
+      <w:proofErr w:type="spellStart"/>
+      <w:r>
+        <w:rPr>
+          <w:rFonts w:ascii="Times New Roman" w:hAnsi="Times New Roman" w:cs="Times New Roman"/>
+          <w:sz w:val="24"/>
+          <w:szCs w:val="24"/>
+        </w:rPr>
+        <w:t>CurrentAccount</w:t>
+      </w:r>
+      <w:proofErr w:type="spellEnd"/>
+      <w:r>
+        <w:rPr>
+          <w:rFonts w:ascii="Times New Roman" w:hAnsi="Times New Roman" w:cs="Times New Roman"/>
+          <w:sz w:val="24"/>
+          <w:szCs w:val="24"/>
+        </w:rPr>
+        <w:t xml:space="preserve"> classes.</w:t>
       </w:r>
     </w:p>
     <w:p>
@@ -3665,24 +4953,60 @@
           <w:sz w:val="24"/>
           <w:szCs w:val="24"/>
         </w:rPr>
-        <w:t>abstract class BankAccount {</w:t>
-      </w:r>
-    </w:p>
-    <w:p>
-      <w:pPr>
-        <w:rPr>
-          <w:rFonts w:ascii="Times New Roman" w:hAnsi="Times New Roman" w:cs="Times New Roman"/>
-          <w:sz w:val="24"/>
-          <w:szCs w:val="24"/>
-        </w:rPr>
-      </w:pPr>
-      <w:r>
-        <w:rPr>
-          <w:rFonts w:ascii="Times New Roman" w:hAnsi="Times New Roman" w:cs="Times New Roman"/>
-          <w:sz w:val="24"/>
-          <w:szCs w:val="24"/>
-        </w:rPr>
-        <w:t xml:space="preserve">    String accountHolder;</w:t>
+        <w:t xml:space="preserve">abstract class </w:t>
+      </w:r>
+      <w:proofErr w:type="spellStart"/>
+      <w:r>
+        <w:rPr>
+          <w:rFonts w:ascii="Times New Roman" w:hAnsi="Times New Roman" w:cs="Times New Roman"/>
+          <w:sz w:val="24"/>
+          <w:szCs w:val="24"/>
+        </w:rPr>
+        <w:t>BankAccount</w:t>
+      </w:r>
+      <w:proofErr w:type="spellEnd"/>
+      <w:r>
+        <w:rPr>
+          <w:rFonts w:ascii="Times New Roman" w:hAnsi="Times New Roman" w:cs="Times New Roman"/>
+          <w:sz w:val="24"/>
+          <w:szCs w:val="24"/>
+        </w:rPr>
+        <w:t xml:space="preserve"> {</w:t>
+      </w:r>
+    </w:p>
+    <w:p>
+      <w:pPr>
+        <w:rPr>
+          <w:rFonts w:ascii="Times New Roman" w:hAnsi="Times New Roman" w:cs="Times New Roman"/>
+          <w:sz w:val="24"/>
+          <w:szCs w:val="24"/>
+        </w:rPr>
+      </w:pPr>
+      <w:r>
+        <w:rPr>
+          <w:rFonts w:ascii="Times New Roman" w:hAnsi="Times New Roman" w:cs="Times New Roman"/>
+          <w:sz w:val="24"/>
+          <w:szCs w:val="24"/>
+        </w:rPr>
+        <w:t xml:space="preserve">    String </w:t>
+      </w:r>
+      <w:proofErr w:type="spellStart"/>
+      <w:r>
+        <w:rPr>
+          <w:rFonts w:ascii="Times New Roman" w:hAnsi="Times New Roman" w:cs="Times New Roman"/>
+          <w:sz w:val="24"/>
+          <w:szCs w:val="24"/>
+        </w:rPr>
+        <w:t>accountHolder</w:t>
+      </w:r>
+      <w:proofErr w:type="spellEnd"/>
+      <w:r>
+        <w:rPr>
+          <w:rFonts w:ascii="Times New Roman" w:hAnsi="Times New Roman" w:cs="Times New Roman"/>
+          <w:sz w:val="24"/>
+          <w:szCs w:val="24"/>
+        </w:rPr>
+        <w:t>;</w:t>
       </w:r>
     </w:p>
     <w:p>
@@ -3725,41 +5049,113 @@
           <w:sz w:val="24"/>
           <w:szCs w:val="24"/>
         </w:rPr>
-        <w:t xml:space="preserve">    BankAccount(String name, double bal) {</w:t>
-      </w:r>
-    </w:p>
-    <w:p>
-      <w:pPr>
-        <w:rPr>
-          <w:rFonts w:ascii="Times New Roman" w:hAnsi="Times New Roman" w:cs="Times New Roman"/>
-          <w:sz w:val="24"/>
-          <w:szCs w:val="24"/>
-        </w:rPr>
-      </w:pPr>
-      <w:r>
-        <w:rPr>
-          <w:rFonts w:ascii="Times New Roman" w:hAnsi="Times New Roman" w:cs="Times New Roman"/>
-          <w:sz w:val="24"/>
-          <w:szCs w:val="24"/>
-        </w:rPr>
-        <w:t xml:space="preserve">        accountHolder = name;</w:t>
-      </w:r>
-    </w:p>
-    <w:p>
-      <w:pPr>
-        <w:rPr>
-          <w:rFonts w:ascii="Times New Roman" w:hAnsi="Times New Roman" w:cs="Times New Roman"/>
-          <w:sz w:val="24"/>
-          <w:szCs w:val="24"/>
-        </w:rPr>
-      </w:pPr>
-      <w:r>
-        <w:rPr>
-          <w:rFonts w:ascii="Times New Roman" w:hAnsi="Times New Roman" w:cs="Times New Roman"/>
-          <w:sz w:val="24"/>
-          <w:szCs w:val="24"/>
-        </w:rPr>
-        <w:t xml:space="preserve">        balance = bal;</w:t>
+        <w:t xml:space="preserve">    </w:t>
+      </w:r>
+      <w:proofErr w:type="spellStart"/>
+      <w:r>
+        <w:rPr>
+          <w:rFonts w:ascii="Times New Roman" w:hAnsi="Times New Roman" w:cs="Times New Roman"/>
+          <w:sz w:val="24"/>
+          <w:szCs w:val="24"/>
+        </w:rPr>
+        <w:t>BankAccount</w:t>
+      </w:r>
+      <w:proofErr w:type="spellEnd"/>
+      <w:r>
+        <w:rPr>
+          <w:rFonts w:ascii="Times New Roman" w:hAnsi="Times New Roman" w:cs="Times New Roman"/>
+          <w:sz w:val="24"/>
+          <w:szCs w:val="24"/>
+        </w:rPr>
+        <w:t xml:space="preserve">(String name, double </w:t>
+      </w:r>
+      <w:proofErr w:type="spellStart"/>
+      <w:r>
+        <w:rPr>
+          <w:rFonts w:ascii="Times New Roman" w:hAnsi="Times New Roman" w:cs="Times New Roman"/>
+          <w:sz w:val="24"/>
+          <w:szCs w:val="24"/>
+        </w:rPr>
+        <w:t>bal</w:t>
+      </w:r>
+      <w:proofErr w:type="spellEnd"/>
+      <w:r>
+        <w:rPr>
+          <w:rFonts w:ascii="Times New Roman" w:hAnsi="Times New Roman" w:cs="Times New Roman"/>
+          <w:sz w:val="24"/>
+          <w:szCs w:val="24"/>
+        </w:rPr>
+        <w:t>) {</w:t>
+      </w:r>
+    </w:p>
+    <w:p>
+      <w:pPr>
+        <w:rPr>
+          <w:rFonts w:ascii="Times New Roman" w:hAnsi="Times New Roman" w:cs="Times New Roman"/>
+          <w:sz w:val="24"/>
+          <w:szCs w:val="24"/>
+        </w:rPr>
+      </w:pPr>
+      <w:r>
+        <w:rPr>
+          <w:rFonts w:ascii="Times New Roman" w:hAnsi="Times New Roman" w:cs="Times New Roman"/>
+          <w:sz w:val="24"/>
+          <w:szCs w:val="24"/>
+        </w:rPr>
+        <w:t xml:space="preserve">        </w:t>
+      </w:r>
+      <w:proofErr w:type="spellStart"/>
+      <w:r>
+        <w:rPr>
+          <w:rFonts w:ascii="Times New Roman" w:hAnsi="Times New Roman" w:cs="Times New Roman"/>
+          <w:sz w:val="24"/>
+          <w:szCs w:val="24"/>
+        </w:rPr>
+        <w:t>accountHolder</w:t>
+      </w:r>
+      <w:proofErr w:type="spellEnd"/>
+      <w:r>
+        <w:rPr>
+          <w:rFonts w:ascii="Times New Roman" w:hAnsi="Times New Roman" w:cs="Times New Roman"/>
+          <w:sz w:val="24"/>
+          <w:szCs w:val="24"/>
+        </w:rPr>
+        <w:t xml:space="preserve"> = name;</w:t>
+      </w:r>
+    </w:p>
+    <w:p>
+      <w:pPr>
+        <w:rPr>
+          <w:rFonts w:ascii="Times New Roman" w:hAnsi="Times New Roman" w:cs="Times New Roman"/>
+          <w:sz w:val="24"/>
+          <w:szCs w:val="24"/>
+        </w:rPr>
+      </w:pPr>
+      <w:r>
+        <w:rPr>
+          <w:rFonts w:ascii="Times New Roman" w:hAnsi="Times New Roman" w:cs="Times New Roman"/>
+          <w:sz w:val="24"/>
+          <w:szCs w:val="24"/>
+        </w:rPr>
+        <w:t xml:space="preserve">        balance = </w:t>
+      </w:r>
+      <w:proofErr w:type="spellStart"/>
+      <w:r>
+        <w:rPr>
+          <w:rFonts w:ascii="Times New Roman" w:hAnsi="Times New Roman" w:cs="Times New Roman"/>
+          <w:sz w:val="24"/>
+          <w:szCs w:val="24"/>
+        </w:rPr>
+        <w:t>bal</w:t>
+      </w:r>
+      <w:proofErr w:type="spellEnd"/>
+      <w:r>
+        <w:rPr>
+          <w:rFonts w:ascii="Times New Roman" w:hAnsi="Times New Roman" w:cs="Times New Roman"/>
+          <w:sz w:val="24"/>
+          <w:szCs w:val="24"/>
+        </w:rPr>
+        <w:t>;</w:t>
       </w:r>
     </w:p>
     <w:p>
@@ -3802,7 +5198,25 @@
           <w:sz w:val="24"/>
           <w:szCs w:val="24"/>
         </w:rPr>
-        <w:t xml:space="preserve">    abstract void calculateInterest();  // Abstract method</w:t>
+        <w:t xml:space="preserve">    abstract void </w:t>
+      </w:r>
+      <w:proofErr w:type="spellStart"/>
+      <w:r>
+        <w:rPr>
+          <w:rFonts w:ascii="Times New Roman" w:hAnsi="Times New Roman" w:cs="Times New Roman"/>
+          <w:sz w:val="24"/>
+          <w:szCs w:val="24"/>
+        </w:rPr>
+        <w:t>calculateInterest</w:t>
+      </w:r>
+      <w:proofErr w:type="spellEnd"/>
+      <w:r>
+        <w:rPr>
+          <w:rFonts w:ascii="Times New Roman" w:hAnsi="Times New Roman" w:cs="Times New Roman"/>
+          <w:sz w:val="24"/>
+          <w:szCs w:val="24"/>
+        </w:rPr>
+        <w:t>();  // Abstract method</w:t>
       </w:r>
     </w:p>
     <w:p>
@@ -3845,67 +5259,175 @@
           <w:sz w:val="24"/>
           <w:szCs w:val="24"/>
         </w:rPr>
-        <w:t>class SavingsAccount extends BankAccount {</w:t>
-      </w:r>
-    </w:p>
-    <w:p>
-      <w:pPr>
-        <w:rPr>
-          <w:rFonts w:ascii="Times New Roman" w:hAnsi="Times New Roman" w:cs="Times New Roman"/>
-          <w:sz w:val="24"/>
-          <w:szCs w:val="24"/>
-        </w:rPr>
-      </w:pPr>
-      <w:r>
-        <w:rPr>
-          <w:rFonts w:ascii="Times New Roman" w:hAnsi="Times New Roman" w:cs="Times New Roman"/>
-          <w:sz w:val="24"/>
-          <w:szCs w:val="24"/>
-        </w:rPr>
-        <w:t xml:space="preserve">    double interestRate = 0.04; // 4% interest</w:t>
-      </w:r>
-    </w:p>
-    <w:p>
-      <w:pPr>
-        <w:rPr>
-          <w:rFonts w:ascii="Times New Roman" w:hAnsi="Times New Roman" w:cs="Times New Roman"/>
-          <w:sz w:val="24"/>
-          <w:szCs w:val="24"/>
-        </w:rPr>
-      </w:pPr>
-    </w:p>
-    <w:p>
-      <w:pPr>
-        <w:rPr>
-          <w:rFonts w:ascii="Times New Roman" w:hAnsi="Times New Roman" w:cs="Times New Roman"/>
-          <w:sz w:val="24"/>
-          <w:szCs w:val="24"/>
-        </w:rPr>
-      </w:pPr>
-      <w:r>
-        <w:rPr>
-          <w:rFonts w:ascii="Times New Roman" w:hAnsi="Times New Roman" w:cs="Times New Roman"/>
-          <w:sz w:val="24"/>
-          <w:szCs w:val="24"/>
-        </w:rPr>
-        <w:t xml:space="preserve">    SavingsAccount(String name, double bal) {</w:t>
-      </w:r>
-    </w:p>
-    <w:p>
-      <w:pPr>
-        <w:rPr>
-          <w:rFonts w:ascii="Times New Roman" w:hAnsi="Times New Roman" w:cs="Times New Roman"/>
-          <w:sz w:val="24"/>
-          <w:szCs w:val="24"/>
-        </w:rPr>
-      </w:pPr>
-      <w:r>
-        <w:rPr>
-          <w:rFonts w:ascii="Times New Roman" w:hAnsi="Times New Roman" w:cs="Times New Roman"/>
-          <w:sz w:val="24"/>
-          <w:szCs w:val="24"/>
-        </w:rPr>
-        <w:t xml:space="preserve">        super(name, bal);</w:t>
+        <w:t xml:space="preserve">class </w:t>
+      </w:r>
+      <w:proofErr w:type="spellStart"/>
+      <w:r>
+        <w:rPr>
+          <w:rFonts w:ascii="Times New Roman" w:hAnsi="Times New Roman" w:cs="Times New Roman"/>
+          <w:sz w:val="24"/>
+          <w:szCs w:val="24"/>
+        </w:rPr>
+        <w:t>SavingsAccount</w:t>
+      </w:r>
+      <w:proofErr w:type="spellEnd"/>
+      <w:r>
+        <w:rPr>
+          <w:rFonts w:ascii="Times New Roman" w:hAnsi="Times New Roman" w:cs="Times New Roman"/>
+          <w:sz w:val="24"/>
+          <w:szCs w:val="24"/>
+        </w:rPr>
+        <w:t xml:space="preserve"> extends </w:t>
+      </w:r>
+      <w:proofErr w:type="spellStart"/>
+      <w:r>
+        <w:rPr>
+          <w:rFonts w:ascii="Times New Roman" w:hAnsi="Times New Roman" w:cs="Times New Roman"/>
+          <w:sz w:val="24"/>
+          <w:szCs w:val="24"/>
+        </w:rPr>
+        <w:t>BankAccount</w:t>
+      </w:r>
+      <w:proofErr w:type="spellEnd"/>
+      <w:r>
+        <w:rPr>
+          <w:rFonts w:ascii="Times New Roman" w:hAnsi="Times New Roman" w:cs="Times New Roman"/>
+          <w:sz w:val="24"/>
+          <w:szCs w:val="24"/>
+        </w:rPr>
+        <w:t xml:space="preserve"> {</w:t>
+      </w:r>
+    </w:p>
+    <w:p>
+      <w:pPr>
+        <w:rPr>
+          <w:rFonts w:ascii="Times New Roman" w:hAnsi="Times New Roman" w:cs="Times New Roman"/>
+          <w:sz w:val="24"/>
+          <w:szCs w:val="24"/>
+        </w:rPr>
+      </w:pPr>
+      <w:r>
+        <w:rPr>
+          <w:rFonts w:ascii="Times New Roman" w:hAnsi="Times New Roman" w:cs="Times New Roman"/>
+          <w:sz w:val="24"/>
+          <w:szCs w:val="24"/>
+        </w:rPr>
+        <w:t xml:space="preserve">    double </w:t>
+      </w:r>
+      <w:proofErr w:type="spellStart"/>
+      <w:r>
+        <w:rPr>
+          <w:rFonts w:ascii="Times New Roman" w:hAnsi="Times New Roman" w:cs="Times New Roman"/>
+          <w:sz w:val="24"/>
+          <w:szCs w:val="24"/>
+        </w:rPr>
+        <w:t>interestRate</w:t>
+      </w:r>
+      <w:proofErr w:type="spellEnd"/>
+      <w:r>
+        <w:rPr>
+          <w:rFonts w:ascii="Times New Roman" w:hAnsi="Times New Roman" w:cs="Times New Roman"/>
+          <w:sz w:val="24"/>
+          <w:szCs w:val="24"/>
+        </w:rPr>
+        <w:t xml:space="preserve"> = 0.04; // 4% interest</w:t>
+      </w:r>
+    </w:p>
+    <w:p>
+      <w:pPr>
+        <w:rPr>
+          <w:rFonts w:ascii="Times New Roman" w:hAnsi="Times New Roman" w:cs="Times New Roman"/>
+          <w:sz w:val="24"/>
+          <w:szCs w:val="24"/>
+        </w:rPr>
+      </w:pPr>
+    </w:p>
+    <w:p>
+      <w:pPr>
+        <w:rPr>
+          <w:rFonts w:ascii="Times New Roman" w:hAnsi="Times New Roman" w:cs="Times New Roman"/>
+          <w:sz w:val="24"/>
+          <w:szCs w:val="24"/>
+        </w:rPr>
+      </w:pPr>
+      <w:r>
+        <w:rPr>
+          <w:rFonts w:ascii="Times New Roman" w:hAnsi="Times New Roman" w:cs="Times New Roman"/>
+          <w:sz w:val="24"/>
+          <w:szCs w:val="24"/>
+        </w:rPr>
+        <w:t xml:space="preserve">    </w:t>
+      </w:r>
+      <w:proofErr w:type="spellStart"/>
+      <w:r>
+        <w:rPr>
+          <w:rFonts w:ascii="Times New Roman" w:hAnsi="Times New Roman" w:cs="Times New Roman"/>
+          <w:sz w:val="24"/>
+          <w:szCs w:val="24"/>
+        </w:rPr>
+        <w:t>SavingsAccount</w:t>
+      </w:r>
+      <w:proofErr w:type="spellEnd"/>
+      <w:r>
+        <w:rPr>
+          <w:rFonts w:ascii="Times New Roman" w:hAnsi="Times New Roman" w:cs="Times New Roman"/>
+          <w:sz w:val="24"/>
+          <w:szCs w:val="24"/>
+        </w:rPr>
+        <w:t xml:space="preserve">(String name, double </w:t>
+      </w:r>
+      <w:proofErr w:type="spellStart"/>
+      <w:r>
+        <w:rPr>
+          <w:rFonts w:ascii="Times New Roman" w:hAnsi="Times New Roman" w:cs="Times New Roman"/>
+          <w:sz w:val="24"/>
+          <w:szCs w:val="24"/>
+        </w:rPr>
+        <w:t>bal</w:t>
+      </w:r>
+      <w:proofErr w:type="spellEnd"/>
+      <w:r>
+        <w:rPr>
+          <w:rFonts w:ascii="Times New Roman" w:hAnsi="Times New Roman" w:cs="Times New Roman"/>
+          <w:sz w:val="24"/>
+          <w:szCs w:val="24"/>
+        </w:rPr>
+        <w:t>) {</w:t>
+      </w:r>
+    </w:p>
+    <w:p>
+      <w:pPr>
+        <w:rPr>
+          <w:rFonts w:ascii="Times New Roman" w:hAnsi="Times New Roman" w:cs="Times New Roman"/>
+          <w:sz w:val="24"/>
+          <w:szCs w:val="24"/>
+        </w:rPr>
+      </w:pPr>
+      <w:r>
+        <w:rPr>
+          <w:rFonts w:ascii="Times New Roman" w:hAnsi="Times New Roman" w:cs="Times New Roman"/>
+          <w:sz w:val="24"/>
+          <w:szCs w:val="24"/>
+        </w:rPr>
+        <w:t xml:space="preserve">        super(name, </w:t>
+      </w:r>
+      <w:proofErr w:type="spellStart"/>
+      <w:r>
+        <w:rPr>
+          <w:rFonts w:ascii="Times New Roman" w:hAnsi="Times New Roman" w:cs="Times New Roman"/>
+          <w:sz w:val="24"/>
+          <w:szCs w:val="24"/>
+        </w:rPr>
+        <w:t>bal</w:t>
+      </w:r>
+      <w:proofErr w:type="spellEnd"/>
+      <w:r>
+        <w:rPr>
+          <w:rFonts w:ascii="Times New Roman" w:hAnsi="Times New Roman" w:cs="Times New Roman"/>
+          <w:sz w:val="24"/>
+          <w:szCs w:val="24"/>
+        </w:rPr>
+        <w:t>);</w:t>
       </w:r>
     </w:p>
     <w:p>
@@ -3948,41 +5470,113 @@
           <w:sz w:val="24"/>
           <w:szCs w:val="24"/>
         </w:rPr>
-        <w:t xml:space="preserve">    void calculateInterest() {</w:t>
-      </w:r>
-    </w:p>
-    <w:p>
-      <w:pPr>
-        <w:rPr>
-          <w:rFonts w:ascii="Times New Roman" w:hAnsi="Times New Roman" w:cs="Times New Roman"/>
-          <w:sz w:val="24"/>
-          <w:szCs w:val="24"/>
-        </w:rPr>
-      </w:pPr>
-      <w:r>
-        <w:rPr>
-          <w:rFonts w:ascii="Times New Roman" w:hAnsi="Times New Roman" w:cs="Times New Roman"/>
-          <w:sz w:val="24"/>
-          <w:szCs w:val="24"/>
-        </w:rPr>
-        <w:t xml:space="preserve">        double interest = balance * interestRate;</w:t>
-      </w:r>
-    </w:p>
-    <w:p>
-      <w:pPr>
-        <w:rPr>
-          <w:rFonts w:ascii="Times New Roman" w:hAnsi="Times New Roman" w:cs="Times New Roman"/>
-          <w:sz w:val="24"/>
-          <w:szCs w:val="24"/>
-        </w:rPr>
-      </w:pPr>
-      <w:r>
-        <w:rPr>
-          <w:rFonts w:ascii="Times New Roman" w:hAnsi="Times New Roman" w:cs="Times New Roman"/>
-          <w:sz w:val="24"/>
-          <w:szCs w:val="24"/>
-        </w:rPr>
-        <w:t xml:space="preserve">        System.out.println("Savings Account Interest for " + accountHolder + " = " + interest);</w:t>
+        <w:t xml:space="preserve">    void </w:t>
+      </w:r>
+      <w:proofErr w:type="spellStart"/>
+      <w:r>
+        <w:rPr>
+          <w:rFonts w:ascii="Times New Roman" w:hAnsi="Times New Roman" w:cs="Times New Roman"/>
+          <w:sz w:val="24"/>
+          <w:szCs w:val="24"/>
+        </w:rPr>
+        <w:t>calculateInterest</w:t>
+      </w:r>
+      <w:proofErr w:type="spellEnd"/>
+      <w:r>
+        <w:rPr>
+          <w:rFonts w:ascii="Times New Roman" w:hAnsi="Times New Roman" w:cs="Times New Roman"/>
+          <w:sz w:val="24"/>
+          <w:szCs w:val="24"/>
+        </w:rPr>
+        <w:t>() {</w:t>
+      </w:r>
+    </w:p>
+    <w:p>
+      <w:pPr>
+        <w:rPr>
+          <w:rFonts w:ascii="Times New Roman" w:hAnsi="Times New Roman" w:cs="Times New Roman"/>
+          <w:sz w:val="24"/>
+          <w:szCs w:val="24"/>
+        </w:rPr>
+      </w:pPr>
+      <w:r>
+        <w:rPr>
+          <w:rFonts w:ascii="Times New Roman" w:hAnsi="Times New Roman" w:cs="Times New Roman"/>
+          <w:sz w:val="24"/>
+          <w:szCs w:val="24"/>
+        </w:rPr>
+        <w:t xml:space="preserve">        double interest = balance * </w:t>
+      </w:r>
+      <w:proofErr w:type="spellStart"/>
+      <w:r>
+        <w:rPr>
+          <w:rFonts w:ascii="Times New Roman" w:hAnsi="Times New Roman" w:cs="Times New Roman"/>
+          <w:sz w:val="24"/>
+          <w:szCs w:val="24"/>
+        </w:rPr>
+        <w:t>interestRate</w:t>
+      </w:r>
+      <w:proofErr w:type="spellEnd"/>
+      <w:r>
+        <w:rPr>
+          <w:rFonts w:ascii="Times New Roman" w:hAnsi="Times New Roman" w:cs="Times New Roman"/>
+          <w:sz w:val="24"/>
+          <w:szCs w:val="24"/>
+        </w:rPr>
+        <w:t>;</w:t>
+      </w:r>
+    </w:p>
+    <w:p>
+      <w:pPr>
+        <w:rPr>
+          <w:rFonts w:ascii="Times New Roman" w:hAnsi="Times New Roman" w:cs="Times New Roman"/>
+          <w:sz w:val="24"/>
+          <w:szCs w:val="24"/>
+        </w:rPr>
+      </w:pPr>
+      <w:r>
+        <w:rPr>
+          <w:rFonts w:ascii="Times New Roman" w:hAnsi="Times New Roman" w:cs="Times New Roman"/>
+          <w:sz w:val="24"/>
+          <w:szCs w:val="24"/>
+        </w:rPr>
+        <w:t xml:space="preserve">        </w:t>
+      </w:r>
+      <w:proofErr w:type="spellStart"/>
+      <w:r>
+        <w:rPr>
+          <w:rFonts w:ascii="Times New Roman" w:hAnsi="Times New Roman" w:cs="Times New Roman"/>
+          <w:sz w:val="24"/>
+          <w:szCs w:val="24"/>
+        </w:rPr>
+        <w:t>System.out.println</w:t>
+      </w:r>
+      <w:proofErr w:type="spellEnd"/>
+      <w:r>
+        <w:rPr>
+          <w:rFonts w:ascii="Times New Roman" w:hAnsi="Times New Roman" w:cs="Times New Roman"/>
+          <w:sz w:val="24"/>
+          <w:szCs w:val="24"/>
+        </w:rPr>
+        <w:t xml:space="preserve">("Savings Account Interest for " + </w:t>
+      </w:r>
+      <w:proofErr w:type="spellStart"/>
+      <w:r>
+        <w:rPr>
+          <w:rFonts w:ascii="Times New Roman" w:hAnsi="Times New Roman" w:cs="Times New Roman"/>
+          <w:sz w:val="24"/>
+          <w:szCs w:val="24"/>
+        </w:rPr>
+        <w:t>accountHolder</w:t>
+      </w:r>
+      <w:proofErr w:type="spellEnd"/>
+      <w:r>
+        <w:rPr>
+          <w:rFonts w:ascii="Times New Roman" w:hAnsi="Times New Roman" w:cs="Times New Roman"/>
+          <w:sz w:val="24"/>
+          <w:szCs w:val="24"/>
+        </w:rPr>
+        <w:t xml:space="preserve"> + " = " + interest);</w:t>
       </w:r>
     </w:p>
     <w:p>
@@ -4042,67 +5636,175 @@
           <w:sz w:val="24"/>
           <w:szCs w:val="24"/>
         </w:rPr>
-        <w:t>class CurrentAccount extends BankAccount {</w:t>
-      </w:r>
-    </w:p>
-    <w:p>
-      <w:pPr>
-        <w:rPr>
-          <w:rFonts w:ascii="Times New Roman" w:hAnsi="Times New Roman" w:cs="Times New Roman"/>
-          <w:sz w:val="24"/>
-          <w:szCs w:val="24"/>
-        </w:rPr>
-      </w:pPr>
-      <w:r>
-        <w:rPr>
-          <w:rFonts w:ascii="Times New Roman" w:hAnsi="Times New Roman" w:cs="Times New Roman"/>
-          <w:sz w:val="24"/>
-          <w:szCs w:val="24"/>
-        </w:rPr>
-        <w:t xml:space="preserve">    double interestRate = 0.02; // 2% interest</w:t>
-      </w:r>
-    </w:p>
-    <w:p>
-      <w:pPr>
-        <w:rPr>
-          <w:rFonts w:ascii="Times New Roman" w:hAnsi="Times New Roman" w:cs="Times New Roman"/>
-          <w:sz w:val="24"/>
-          <w:szCs w:val="24"/>
-        </w:rPr>
-      </w:pPr>
-    </w:p>
-    <w:p>
-      <w:pPr>
-        <w:rPr>
-          <w:rFonts w:ascii="Times New Roman" w:hAnsi="Times New Roman" w:cs="Times New Roman"/>
-          <w:sz w:val="24"/>
-          <w:szCs w:val="24"/>
-        </w:rPr>
-      </w:pPr>
-      <w:r>
-        <w:rPr>
-          <w:rFonts w:ascii="Times New Roman" w:hAnsi="Times New Roman" w:cs="Times New Roman"/>
-          <w:sz w:val="24"/>
-          <w:szCs w:val="24"/>
-        </w:rPr>
-        <w:t xml:space="preserve">    CurrentAccount(String name, double bal) {</w:t>
-      </w:r>
-    </w:p>
-    <w:p>
-      <w:pPr>
-        <w:rPr>
-          <w:rFonts w:ascii="Times New Roman" w:hAnsi="Times New Roman" w:cs="Times New Roman"/>
-          <w:sz w:val="24"/>
-          <w:szCs w:val="24"/>
-        </w:rPr>
-      </w:pPr>
-      <w:r>
-        <w:rPr>
-          <w:rFonts w:ascii="Times New Roman" w:hAnsi="Times New Roman" w:cs="Times New Roman"/>
-          <w:sz w:val="24"/>
-          <w:szCs w:val="24"/>
-        </w:rPr>
-        <w:t xml:space="preserve">        super(name, bal);</w:t>
+        <w:t xml:space="preserve">class </w:t>
+      </w:r>
+      <w:proofErr w:type="spellStart"/>
+      <w:r>
+        <w:rPr>
+          <w:rFonts w:ascii="Times New Roman" w:hAnsi="Times New Roman" w:cs="Times New Roman"/>
+          <w:sz w:val="24"/>
+          <w:szCs w:val="24"/>
+        </w:rPr>
+        <w:t>CurrentAccount</w:t>
+      </w:r>
+      <w:proofErr w:type="spellEnd"/>
+      <w:r>
+        <w:rPr>
+          <w:rFonts w:ascii="Times New Roman" w:hAnsi="Times New Roman" w:cs="Times New Roman"/>
+          <w:sz w:val="24"/>
+          <w:szCs w:val="24"/>
+        </w:rPr>
+        <w:t xml:space="preserve"> extends </w:t>
+      </w:r>
+      <w:proofErr w:type="spellStart"/>
+      <w:r>
+        <w:rPr>
+          <w:rFonts w:ascii="Times New Roman" w:hAnsi="Times New Roman" w:cs="Times New Roman"/>
+          <w:sz w:val="24"/>
+          <w:szCs w:val="24"/>
+        </w:rPr>
+        <w:t>BankAccount</w:t>
+      </w:r>
+      <w:proofErr w:type="spellEnd"/>
+      <w:r>
+        <w:rPr>
+          <w:rFonts w:ascii="Times New Roman" w:hAnsi="Times New Roman" w:cs="Times New Roman"/>
+          <w:sz w:val="24"/>
+          <w:szCs w:val="24"/>
+        </w:rPr>
+        <w:t xml:space="preserve"> {</w:t>
+      </w:r>
+    </w:p>
+    <w:p>
+      <w:pPr>
+        <w:rPr>
+          <w:rFonts w:ascii="Times New Roman" w:hAnsi="Times New Roman" w:cs="Times New Roman"/>
+          <w:sz w:val="24"/>
+          <w:szCs w:val="24"/>
+        </w:rPr>
+      </w:pPr>
+      <w:r>
+        <w:rPr>
+          <w:rFonts w:ascii="Times New Roman" w:hAnsi="Times New Roman" w:cs="Times New Roman"/>
+          <w:sz w:val="24"/>
+          <w:szCs w:val="24"/>
+        </w:rPr>
+        <w:t xml:space="preserve">    double </w:t>
+      </w:r>
+      <w:proofErr w:type="spellStart"/>
+      <w:r>
+        <w:rPr>
+          <w:rFonts w:ascii="Times New Roman" w:hAnsi="Times New Roman" w:cs="Times New Roman"/>
+          <w:sz w:val="24"/>
+          <w:szCs w:val="24"/>
+        </w:rPr>
+        <w:t>interestRate</w:t>
+      </w:r>
+      <w:proofErr w:type="spellEnd"/>
+      <w:r>
+        <w:rPr>
+          <w:rFonts w:ascii="Times New Roman" w:hAnsi="Times New Roman" w:cs="Times New Roman"/>
+          <w:sz w:val="24"/>
+          <w:szCs w:val="24"/>
+        </w:rPr>
+        <w:t xml:space="preserve"> = 0.02; // 2% interest</w:t>
+      </w:r>
+    </w:p>
+    <w:p>
+      <w:pPr>
+        <w:rPr>
+          <w:rFonts w:ascii="Times New Roman" w:hAnsi="Times New Roman" w:cs="Times New Roman"/>
+          <w:sz w:val="24"/>
+          <w:szCs w:val="24"/>
+        </w:rPr>
+      </w:pPr>
+    </w:p>
+    <w:p>
+      <w:pPr>
+        <w:rPr>
+          <w:rFonts w:ascii="Times New Roman" w:hAnsi="Times New Roman" w:cs="Times New Roman"/>
+          <w:sz w:val="24"/>
+          <w:szCs w:val="24"/>
+        </w:rPr>
+      </w:pPr>
+      <w:r>
+        <w:rPr>
+          <w:rFonts w:ascii="Times New Roman" w:hAnsi="Times New Roman" w:cs="Times New Roman"/>
+          <w:sz w:val="24"/>
+          <w:szCs w:val="24"/>
+        </w:rPr>
+        <w:t xml:space="preserve">    </w:t>
+      </w:r>
+      <w:proofErr w:type="spellStart"/>
+      <w:r>
+        <w:rPr>
+          <w:rFonts w:ascii="Times New Roman" w:hAnsi="Times New Roman" w:cs="Times New Roman"/>
+          <w:sz w:val="24"/>
+          <w:szCs w:val="24"/>
+        </w:rPr>
+        <w:t>CurrentAccount</w:t>
+      </w:r>
+      <w:proofErr w:type="spellEnd"/>
+      <w:r>
+        <w:rPr>
+          <w:rFonts w:ascii="Times New Roman" w:hAnsi="Times New Roman" w:cs="Times New Roman"/>
+          <w:sz w:val="24"/>
+          <w:szCs w:val="24"/>
+        </w:rPr>
+        <w:t xml:space="preserve">(String name, double </w:t>
+      </w:r>
+      <w:proofErr w:type="spellStart"/>
+      <w:r>
+        <w:rPr>
+          <w:rFonts w:ascii="Times New Roman" w:hAnsi="Times New Roman" w:cs="Times New Roman"/>
+          <w:sz w:val="24"/>
+          <w:szCs w:val="24"/>
+        </w:rPr>
+        <w:t>bal</w:t>
+      </w:r>
+      <w:proofErr w:type="spellEnd"/>
+      <w:r>
+        <w:rPr>
+          <w:rFonts w:ascii="Times New Roman" w:hAnsi="Times New Roman" w:cs="Times New Roman"/>
+          <w:sz w:val="24"/>
+          <w:szCs w:val="24"/>
+        </w:rPr>
+        <w:t>) {</w:t>
+      </w:r>
+    </w:p>
+    <w:p>
+      <w:pPr>
+        <w:rPr>
+          <w:rFonts w:ascii="Times New Roman" w:hAnsi="Times New Roman" w:cs="Times New Roman"/>
+          <w:sz w:val="24"/>
+          <w:szCs w:val="24"/>
+        </w:rPr>
+      </w:pPr>
+      <w:r>
+        <w:rPr>
+          <w:rFonts w:ascii="Times New Roman" w:hAnsi="Times New Roman" w:cs="Times New Roman"/>
+          <w:sz w:val="24"/>
+          <w:szCs w:val="24"/>
+        </w:rPr>
+        <w:t xml:space="preserve">        super(name, </w:t>
+      </w:r>
+      <w:proofErr w:type="spellStart"/>
+      <w:r>
+        <w:rPr>
+          <w:rFonts w:ascii="Times New Roman" w:hAnsi="Times New Roman" w:cs="Times New Roman"/>
+          <w:sz w:val="24"/>
+          <w:szCs w:val="24"/>
+        </w:rPr>
+        <w:t>bal</w:t>
+      </w:r>
+      <w:proofErr w:type="spellEnd"/>
+      <w:r>
+        <w:rPr>
+          <w:rFonts w:ascii="Times New Roman" w:hAnsi="Times New Roman" w:cs="Times New Roman"/>
+          <w:sz w:val="24"/>
+          <w:szCs w:val="24"/>
+        </w:rPr>
+        <w:t>);</w:t>
       </w:r>
     </w:p>
     <w:p>
@@ -4145,41 +5847,113 @@
           <w:sz w:val="24"/>
           <w:szCs w:val="24"/>
         </w:rPr>
-        <w:t xml:space="preserve">    void calculateInterest() {</w:t>
-      </w:r>
-    </w:p>
-    <w:p>
-      <w:pPr>
-        <w:rPr>
-          <w:rFonts w:ascii="Times New Roman" w:hAnsi="Times New Roman" w:cs="Times New Roman"/>
-          <w:sz w:val="24"/>
-          <w:szCs w:val="24"/>
-        </w:rPr>
-      </w:pPr>
-      <w:r>
-        <w:rPr>
-          <w:rFonts w:ascii="Times New Roman" w:hAnsi="Times New Roman" w:cs="Times New Roman"/>
-          <w:sz w:val="24"/>
-          <w:szCs w:val="24"/>
-        </w:rPr>
-        <w:t xml:space="preserve">        double interest = balance * interestRate;</w:t>
-      </w:r>
-    </w:p>
-    <w:p>
-      <w:pPr>
-        <w:rPr>
-          <w:rFonts w:ascii="Times New Roman" w:hAnsi="Times New Roman" w:cs="Times New Roman"/>
-          <w:sz w:val="24"/>
-          <w:szCs w:val="24"/>
-        </w:rPr>
-      </w:pPr>
-      <w:r>
-        <w:rPr>
-          <w:rFonts w:ascii="Times New Roman" w:hAnsi="Times New Roman" w:cs="Times New Roman"/>
-          <w:sz w:val="24"/>
-          <w:szCs w:val="24"/>
-        </w:rPr>
-        <w:t xml:space="preserve">        System.out.println("Current Account Interest for " + accountHolder + " = " + interest);</w:t>
+        <w:t xml:space="preserve">    void </w:t>
+      </w:r>
+      <w:proofErr w:type="spellStart"/>
+      <w:r>
+        <w:rPr>
+          <w:rFonts w:ascii="Times New Roman" w:hAnsi="Times New Roman" w:cs="Times New Roman"/>
+          <w:sz w:val="24"/>
+          <w:szCs w:val="24"/>
+        </w:rPr>
+        <w:t>calculateInterest</w:t>
+      </w:r>
+      <w:proofErr w:type="spellEnd"/>
+      <w:r>
+        <w:rPr>
+          <w:rFonts w:ascii="Times New Roman" w:hAnsi="Times New Roman" w:cs="Times New Roman"/>
+          <w:sz w:val="24"/>
+          <w:szCs w:val="24"/>
+        </w:rPr>
+        <w:t>() {</w:t>
+      </w:r>
+    </w:p>
+    <w:p>
+      <w:pPr>
+        <w:rPr>
+          <w:rFonts w:ascii="Times New Roman" w:hAnsi="Times New Roman" w:cs="Times New Roman"/>
+          <w:sz w:val="24"/>
+          <w:szCs w:val="24"/>
+        </w:rPr>
+      </w:pPr>
+      <w:r>
+        <w:rPr>
+          <w:rFonts w:ascii="Times New Roman" w:hAnsi="Times New Roman" w:cs="Times New Roman"/>
+          <w:sz w:val="24"/>
+          <w:szCs w:val="24"/>
+        </w:rPr>
+        <w:t xml:space="preserve">        double interest = balance * </w:t>
+      </w:r>
+      <w:proofErr w:type="spellStart"/>
+      <w:r>
+        <w:rPr>
+          <w:rFonts w:ascii="Times New Roman" w:hAnsi="Times New Roman" w:cs="Times New Roman"/>
+          <w:sz w:val="24"/>
+          <w:szCs w:val="24"/>
+        </w:rPr>
+        <w:t>interestRate</w:t>
+      </w:r>
+      <w:proofErr w:type="spellEnd"/>
+      <w:r>
+        <w:rPr>
+          <w:rFonts w:ascii="Times New Roman" w:hAnsi="Times New Roman" w:cs="Times New Roman"/>
+          <w:sz w:val="24"/>
+          <w:szCs w:val="24"/>
+        </w:rPr>
+        <w:t>;</w:t>
+      </w:r>
+    </w:p>
+    <w:p>
+      <w:pPr>
+        <w:rPr>
+          <w:rFonts w:ascii="Times New Roman" w:hAnsi="Times New Roman" w:cs="Times New Roman"/>
+          <w:sz w:val="24"/>
+          <w:szCs w:val="24"/>
+        </w:rPr>
+      </w:pPr>
+      <w:r>
+        <w:rPr>
+          <w:rFonts w:ascii="Times New Roman" w:hAnsi="Times New Roman" w:cs="Times New Roman"/>
+          <w:sz w:val="24"/>
+          <w:szCs w:val="24"/>
+        </w:rPr>
+        <w:t xml:space="preserve">        </w:t>
+      </w:r>
+      <w:proofErr w:type="spellStart"/>
+      <w:r>
+        <w:rPr>
+          <w:rFonts w:ascii="Times New Roman" w:hAnsi="Times New Roman" w:cs="Times New Roman"/>
+          <w:sz w:val="24"/>
+          <w:szCs w:val="24"/>
+        </w:rPr>
+        <w:t>System.out.println</w:t>
+      </w:r>
+      <w:proofErr w:type="spellEnd"/>
+      <w:r>
+        <w:rPr>
+          <w:rFonts w:ascii="Times New Roman" w:hAnsi="Times New Roman" w:cs="Times New Roman"/>
+          <w:sz w:val="24"/>
+          <w:szCs w:val="24"/>
+        </w:rPr>
+        <w:t xml:space="preserve">("Current Account Interest for " + </w:t>
+      </w:r>
+      <w:proofErr w:type="spellStart"/>
+      <w:r>
+        <w:rPr>
+          <w:rFonts w:ascii="Times New Roman" w:hAnsi="Times New Roman" w:cs="Times New Roman"/>
+          <w:sz w:val="24"/>
+          <w:szCs w:val="24"/>
+        </w:rPr>
+        <w:t>accountHolder</w:t>
+      </w:r>
+      <w:proofErr w:type="spellEnd"/>
+      <w:r>
+        <w:rPr>
+          <w:rFonts w:ascii="Times New Roman" w:hAnsi="Times New Roman" w:cs="Times New Roman"/>
+          <w:sz w:val="24"/>
+          <w:szCs w:val="24"/>
+        </w:rPr>
+        <w:t xml:space="preserve"> + " = " + interest);</w:t>
       </w:r>
     </w:p>
     <w:p>
@@ -4256,24 +6030,78 @@
           <w:sz w:val="24"/>
           <w:szCs w:val="24"/>
         </w:rPr>
-        <w:t xml:space="preserve">    public static void main(String[] args) {</w:t>
-      </w:r>
-    </w:p>
-    <w:p>
-      <w:pPr>
-        <w:rPr>
-          <w:rFonts w:ascii="Times New Roman" w:hAnsi="Times New Roman" w:cs="Times New Roman"/>
-          <w:sz w:val="24"/>
-          <w:szCs w:val="24"/>
-        </w:rPr>
-      </w:pPr>
-      <w:r>
-        <w:rPr>
-          <w:rFonts w:ascii="Times New Roman" w:hAnsi="Times New Roman" w:cs="Times New Roman"/>
-          <w:sz w:val="24"/>
-          <w:szCs w:val="24"/>
-        </w:rPr>
-        <w:t xml:space="preserve">        BankAccount acc1 = new SavingsAccount("</w:t>
+        <w:t xml:space="preserve">    public static void main(String[] </w:t>
+      </w:r>
+      <w:proofErr w:type="spellStart"/>
+      <w:r>
+        <w:rPr>
+          <w:rFonts w:ascii="Times New Roman" w:hAnsi="Times New Roman" w:cs="Times New Roman"/>
+          <w:sz w:val="24"/>
+          <w:szCs w:val="24"/>
+        </w:rPr>
+        <w:t>args</w:t>
+      </w:r>
+      <w:proofErr w:type="spellEnd"/>
+      <w:r>
+        <w:rPr>
+          <w:rFonts w:ascii="Times New Roman" w:hAnsi="Times New Roman" w:cs="Times New Roman"/>
+          <w:sz w:val="24"/>
+          <w:szCs w:val="24"/>
+        </w:rPr>
+        <w:t>) {</w:t>
+      </w:r>
+    </w:p>
+    <w:p>
+      <w:pPr>
+        <w:rPr>
+          <w:rFonts w:ascii="Times New Roman" w:hAnsi="Times New Roman" w:cs="Times New Roman"/>
+          <w:sz w:val="24"/>
+          <w:szCs w:val="24"/>
+        </w:rPr>
+      </w:pPr>
+      <w:r>
+        <w:rPr>
+          <w:rFonts w:ascii="Times New Roman" w:hAnsi="Times New Roman" w:cs="Times New Roman"/>
+          <w:sz w:val="24"/>
+          <w:szCs w:val="24"/>
+        </w:rPr>
+        <w:t xml:space="preserve">        </w:t>
+      </w:r>
+      <w:proofErr w:type="spellStart"/>
+      <w:r>
+        <w:rPr>
+          <w:rFonts w:ascii="Times New Roman" w:hAnsi="Times New Roman" w:cs="Times New Roman"/>
+          <w:sz w:val="24"/>
+          <w:szCs w:val="24"/>
+        </w:rPr>
+        <w:t>BankAccount</w:t>
+      </w:r>
+      <w:proofErr w:type="spellEnd"/>
+      <w:r>
+        <w:rPr>
+          <w:rFonts w:ascii="Times New Roman" w:hAnsi="Times New Roman" w:cs="Times New Roman"/>
+          <w:sz w:val="24"/>
+          <w:szCs w:val="24"/>
+        </w:rPr>
+        <w:t xml:space="preserve"> acc1 = new </w:t>
+      </w:r>
+      <w:proofErr w:type="spellStart"/>
+      <w:r>
+        <w:rPr>
+          <w:rFonts w:ascii="Times New Roman" w:hAnsi="Times New Roman" w:cs="Times New Roman"/>
+          <w:sz w:val="24"/>
+          <w:szCs w:val="24"/>
+        </w:rPr>
+        <w:t>SavingsAccount</w:t>
+      </w:r>
+      <w:proofErr w:type="spellEnd"/>
+      <w:r>
+        <w:rPr>
+          <w:rFonts w:ascii="Times New Roman" w:hAnsi="Times New Roman" w:cs="Times New Roman"/>
+          <w:sz w:val="24"/>
+          <w:szCs w:val="24"/>
+        </w:rPr>
+        <w:t>("</w:t>
       </w:r>
       <w:r>
         <w:rPr>
@@ -4306,7 +6134,43 @@
           <w:sz w:val="24"/>
           <w:szCs w:val="24"/>
         </w:rPr>
-        <w:t xml:space="preserve">        BankAccount acc2 = new CurrentAccount("Ravi", 80000);</w:t>
+        <w:t xml:space="preserve">        </w:t>
+      </w:r>
+      <w:proofErr w:type="spellStart"/>
+      <w:r>
+        <w:rPr>
+          <w:rFonts w:ascii="Times New Roman" w:hAnsi="Times New Roman" w:cs="Times New Roman"/>
+          <w:sz w:val="24"/>
+          <w:szCs w:val="24"/>
+        </w:rPr>
+        <w:t>BankAccount</w:t>
+      </w:r>
+      <w:proofErr w:type="spellEnd"/>
+      <w:r>
+        <w:rPr>
+          <w:rFonts w:ascii="Times New Roman" w:hAnsi="Times New Roman" w:cs="Times New Roman"/>
+          <w:sz w:val="24"/>
+          <w:szCs w:val="24"/>
+        </w:rPr>
+        <w:t xml:space="preserve"> acc2 = new </w:t>
+      </w:r>
+      <w:proofErr w:type="spellStart"/>
+      <w:r>
+        <w:rPr>
+          <w:rFonts w:ascii="Times New Roman" w:hAnsi="Times New Roman" w:cs="Times New Roman"/>
+          <w:sz w:val="24"/>
+          <w:szCs w:val="24"/>
+        </w:rPr>
+        <w:t>CurrentAccount</w:t>
+      </w:r>
+      <w:proofErr w:type="spellEnd"/>
+      <w:r>
+        <w:rPr>
+          <w:rFonts w:ascii="Times New Roman" w:hAnsi="Times New Roman" w:cs="Times New Roman"/>
+          <w:sz w:val="24"/>
+          <w:szCs w:val="24"/>
+        </w:rPr>
+        <w:t>("Ravi", 80000);</w:t>
       </w:r>
     </w:p>
     <w:p>
@@ -4792,6 +6656,11 @@
           <w:numId w:val="44"/>
         </w:numPr>
         <w:spacing w:line="480" w:lineRule="auto"/>
+        <w:rPr>
+          <w:rFonts w:ascii="Times New Roman" w:hAnsi="Times New Roman" w:cs="Times New Roman"/>
+          <w:sz w:val="24"/>
+          <w:szCs w:val="24"/>
+        </w:rPr>
       </w:pPr>
       <w:r>
         <w:rPr>
@@ -4800,10 +6669,7 @@
           <w:szCs w:val="24"/>
           <w:lang w:val="en-US"/>
         </w:rPr>
-        <w:t xml:space="preserve"> </w:t>
-      </w:r>
-      <w:r>
-        <w:t>An abstract class is declared using the abstract keyword, whereas a regular class is declared normally.</w:t>
+        <w:t>No, an object of an abstract class cannot be created.</w:t>
       </w:r>
     </w:p>
     <w:p>
@@ -4825,7 +6691,7 @@
           <w:sz w:val="24"/>
           <w:szCs w:val="24"/>
         </w:rPr>
-        <w:t>An abstract class cannot be instantiated, but a regular class can be instantiated.</w:t>
+        <w:t>An abstract class cannot be instantiated directly.</w:t>
       </w:r>
     </w:p>
     <w:p>
@@ -4847,7 +6713,7 @@
           <w:sz w:val="24"/>
           <w:szCs w:val="24"/>
         </w:rPr>
-        <w:t>An abstract class may contain abstract methods without implementation, while a regular class contains only implemented methods.</w:t>
+        <w:t>It may contain abstract methods (methods without body), so the class is incomplete.</w:t>
       </w:r>
     </w:p>
     <w:p>
@@ -4869,13 +6735,34 @@
           <w:sz w:val="24"/>
           <w:szCs w:val="24"/>
         </w:rPr>
-        <w:t>An abstract class is used as a base class for inheritance, whereas a regular class is used to create objects directly.</w:t>
-      </w:r>
-    </w:p>
-    <w:p>
-      <w:pPr>
+        <w:t>Abstract classes are meant to be inherited by subclasses, which provide implementations for abstract methods.</w:t>
+      </w:r>
+    </w:p>
+    <w:p>
+      <w:pPr>
+        <w:numPr>
+          <w:ilvl w:val="0"/>
+          <w:numId w:val="44"/>
+        </w:numPr>
         <w:spacing w:line="480" w:lineRule="auto"/>
-        <w:ind w:left="360"/>
+        <w:rPr>
+          <w:rFonts w:ascii="Times New Roman" w:hAnsi="Times New Roman" w:cs="Times New Roman"/>
+          <w:sz w:val="24"/>
+          <w:szCs w:val="24"/>
+        </w:rPr>
+      </w:pPr>
+      <w:r>
+        <w:rPr>
+          <w:rFonts w:ascii="Times New Roman" w:hAnsi="Times New Roman" w:cs="Times New Roman"/>
+          <w:sz w:val="24"/>
+          <w:szCs w:val="24"/>
+        </w:rPr>
+        <w:t>Objects are created only for concrete (non-abstract) classes, not for abstract classes.</w:t>
+      </w:r>
+    </w:p>
+    <w:p>
+      <w:pPr>
+        <w:spacing w:line="480" w:lineRule="auto"/>
         <w:rPr>
           <w:rFonts w:ascii="Times New Roman" w:hAnsi="Times New Roman" w:cs="Times New Roman"/>
           <w:sz w:val="24"/>
